--- a/code/RuoYi-Vue-Plus/ruoyi-modules/ruoyi-lqg/src/main/resources/lqg/doc-templates/organoid_score.docx
+++ b/code/RuoYi-Vue-Plus/ruoyi-modules/ruoyi-lqg/src/main/resources/lqg/doc-templates/organoid_score.docx
@@ -66,13 +66,13 @@
               <w:spacing w:line="240" w:lineRule="atLeast"/>
               <w:jc w:val="center"/>
               <w:rPr>
-                <w:rFonts w:hint="eastAsia"/>
+                <w:rFonts w:hint="eastAsia" w:ascii="Tinos" w:hAnsi="Tinos" w:eastAsia="Noto Serif SC" w:cs="Tinos"/>
                 <w:b/>
               </w:rPr>
             </w:pPr>
             <w:r>
               <w:rPr>
-                <w:rFonts w:hint="eastAsia" w:ascii="Times New Roman" w:hAnsi="Times New Roman" w:eastAsia="宋体" w:cs="Times New Roman"/>
+                <w:rFonts w:hint="eastAsia" w:ascii="Tinos" w:hAnsi="Tinos" w:eastAsia="Noto Serif SC" w:cs="Tinos"/>
                 <w:b/>
                 <w:bCs/>
                 <w:color w:val="000000"/>
@@ -124,16 +124,16 @@
               <w:spacing w:before="56" w:line="239" w:lineRule="auto"/>
               <w:jc w:val="center"/>
               <w:rPr>
-                <w:rFonts w:hint="default" w:ascii="Times New Roman" w:hAnsi="Times New Roman" w:eastAsia="宋体" w:cs="Times New Roman"/>
-                <w:color w:val="000000"/>
-                <w:kern w:val="2"/>
-                <w:sz w:val="24"/>
-                <w:szCs w:val="24"/>
-              </w:rPr>
-            </w:pPr>
-            <w:r>
-              <w:rPr>
-                <w:rFonts w:hint="default" w:ascii="Times New Roman" w:hAnsi="Times New Roman" w:eastAsia="宋体" w:cs="Times New Roman"/>
+                <w:rFonts w:hint="default" w:ascii="Tinos" w:hAnsi="Tinos" w:eastAsia="Noto Serif SC" w:cs="Tinos"/>
+                <w:color w:val="000000"/>
+                <w:kern w:val="2"/>
+                <w:sz w:val="24"/>
+                <w:szCs w:val="24"/>
+              </w:rPr>
+            </w:pPr>
+            <w:r>
+              <w:rPr>
+                <w:rFonts w:hint="default" w:ascii="Tinos" w:hAnsi="Tinos" w:eastAsia="Noto Serif SC" w:cs="Tinos"/>
                 <w:color w:val="000000"/>
                 <w:kern w:val="2"/>
                 <w:sz w:val="24"/>
@@ -162,16 +162,16 @@
               <w:spacing w:before="56" w:line="239" w:lineRule="auto"/>
               <w:jc w:val="center"/>
               <w:rPr>
-                <w:rFonts w:hint="default" w:ascii="Times New Roman" w:hAnsi="Times New Roman" w:eastAsia="宋体" w:cs="Times New Roman"/>
-                <w:color w:val="000000"/>
-                <w:kern w:val="2"/>
-                <w:sz w:val="24"/>
-                <w:szCs w:val="24"/>
-              </w:rPr>
-            </w:pPr>
-            <w:r>
-              <w:rPr>
-                <w:rFonts w:hint="default" w:ascii="Times New Roman" w:hAnsi="Times New Roman" w:eastAsia="宋体" w:cs="Times New Roman"/>
+                <w:rFonts w:hint="default" w:ascii="Tinos" w:hAnsi="Tinos" w:eastAsia="Noto Serif SC" w:cs="Tinos"/>
+                <w:color w:val="000000"/>
+                <w:kern w:val="2"/>
+                <w:sz w:val="24"/>
+                <w:szCs w:val="24"/>
+              </w:rPr>
+            </w:pPr>
+            <w:r>
+              <w:rPr>
+                <w:rFonts w:hint="default" w:ascii="Tinos" w:hAnsi="Tinos" w:eastAsia="Noto Serif SC" w:cs="Tinos"/>
                 <w:color w:val="000000"/>
                 <w:kern w:val="2"/>
                 <w:sz w:val="24"/>
@@ -200,16 +200,16 @@
               <w:spacing w:before="56" w:line="239" w:lineRule="auto"/>
               <w:jc w:val="center"/>
               <w:rPr>
-                <w:rFonts w:hint="default" w:ascii="Times New Roman" w:hAnsi="Times New Roman" w:eastAsia="宋体" w:cs="Times New Roman"/>
-                <w:color w:val="000000"/>
-                <w:kern w:val="2"/>
-                <w:sz w:val="24"/>
-                <w:szCs w:val="24"/>
-              </w:rPr>
-            </w:pPr>
-            <w:r>
-              <w:rPr>
-                <w:rFonts w:hint="default" w:ascii="Times New Roman" w:hAnsi="Times New Roman" w:eastAsia="宋体" w:cs="Times New Roman"/>
+                <w:rFonts w:hint="default" w:ascii="Tinos" w:hAnsi="Tinos" w:eastAsia="Noto Serif SC" w:cs="Tinos"/>
+                <w:color w:val="000000"/>
+                <w:kern w:val="2"/>
+                <w:sz w:val="24"/>
+                <w:szCs w:val="24"/>
+              </w:rPr>
+            </w:pPr>
+            <w:r>
+              <w:rPr>
+                <w:rFonts w:hint="default" w:ascii="Tinos" w:hAnsi="Tinos" w:eastAsia="Noto Serif SC" w:cs="Tinos"/>
                 <w:color w:val="000000"/>
                 <w:kern w:val="2"/>
                 <w:sz w:val="24"/>
@@ -238,7 +238,7 @@
               <w:spacing w:before="56" w:line="239" w:lineRule="auto"/>
               <w:jc w:val="center"/>
               <w:rPr>
-                <w:rFonts w:hint="eastAsia" w:ascii="宋体" w:hAnsi="宋体" w:eastAsia="宋体" w:cs="宋体"/>
+                <w:rFonts w:hint="eastAsia" w:ascii="Tinos" w:hAnsi="Tinos" w:eastAsia="Noto Serif SC" w:cs="Tinos"/>
                 <w:color w:val="000000"/>
                 <w:kern w:val="2"/>
                 <w:sz w:val="28"/>
@@ -247,7 +247,7 @@
             </w:pPr>
             <w:r>
               <w:rPr>
-                <w:rFonts w:hint="eastAsia" w:ascii="Times New Roman" w:hAnsi="Times New Roman" w:eastAsia="宋体" w:cs="Times New Roman"/>
+                <w:rFonts w:hint="eastAsia" w:ascii="Tinos" w:hAnsi="Tinos" w:eastAsia="Noto Serif SC" w:cs="Tinos"/>
                 <w:color w:val="000000"/>
                 <w:kern w:val="2"/>
                 <w:sz w:val="24"/>
@@ -297,16 +297,16 @@
               <w:spacing w:before="56" w:line="239" w:lineRule="auto"/>
               <w:jc w:val="center"/>
               <w:rPr>
-                <w:rFonts w:hint="default" w:ascii="Times New Roman" w:hAnsi="Times New Roman" w:eastAsia="宋体" w:cs="Times New Roman"/>
-                <w:color w:val="000000"/>
-                <w:kern w:val="2"/>
-                <w:sz w:val="24"/>
-                <w:szCs w:val="24"/>
-              </w:rPr>
-            </w:pPr>
-            <w:r>
-              <w:rPr>
-                <w:rFonts w:hint="default" w:ascii="Times New Roman" w:hAnsi="Times New Roman" w:eastAsia="宋体" w:cs="Times New Roman"/>
+                <w:rFonts w:hint="default" w:ascii="Tinos" w:hAnsi="Tinos" w:eastAsia="Noto Serif SC" w:cs="Tinos"/>
+                <w:color w:val="000000"/>
+                <w:kern w:val="2"/>
+                <w:sz w:val="24"/>
+                <w:szCs w:val="24"/>
+              </w:rPr>
+            </w:pPr>
+            <w:r>
+              <w:rPr>
+                <w:rFonts w:hint="default" w:ascii="Tinos" w:hAnsi="Tinos" w:eastAsia="Noto Serif SC" w:cs="Tinos"/>
                 <w:color w:val="000000"/>
                 <w:kern w:val="2"/>
                 <w:sz w:val="24"/>
@@ -335,16 +335,16 @@
               <w:spacing w:before="56" w:line="239" w:lineRule="auto"/>
               <w:jc w:val="center"/>
               <w:rPr>
-                <w:rFonts w:hint="default" w:ascii="Times New Roman" w:hAnsi="Times New Roman" w:eastAsia="宋体" w:cs="Times New Roman"/>
-                <w:color w:val="000000"/>
-                <w:kern w:val="2"/>
-                <w:sz w:val="24"/>
-                <w:szCs w:val="24"/>
-              </w:rPr>
-            </w:pPr>
-            <w:r>
-              <w:rPr>
-                <w:rFonts w:hint="default" w:ascii="Times New Roman" w:hAnsi="Times New Roman" w:eastAsia="宋体" w:cs="Times New Roman"/>
+                <w:rFonts w:hint="default" w:ascii="Tinos" w:hAnsi="Tinos" w:eastAsia="Noto Serif SC" w:cs="Tinos"/>
+                <w:color w:val="000000"/>
+                <w:kern w:val="2"/>
+                <w:sz w:val="24"/>
+                <w:szCs w:val="24"/>
+              </w:rPr>
+            </w:pPr>
+            <w:r>
+              <w:rPr>
+                <w:rFonts w:hint="default" w:ascii="Tinos" w:hAnsi="Tinos" w:eastAsia="Noto Serif SC" w:cs="Tinos"/>
                 <w:color w:val="000000"/>
                 <w:kern w:val="2"/>
                 <w:sz w:val="24"/>
@@ -373,16 +373,16 @@
               <w:spacing w:before="56" w:line="239" w:lineRule="auto"/>
               <w:jc w:val="center"/>
               <w:rPr>
-                <w:rFonts w:hint="default" w:ascii="Times New Roman" w:hAnsi="Times New Roman" w:eastAsia="宋体" w:cs="Times New Roman"/>
-                <w:color w:val="000000"/>
-                <w:kern w:val="2"/>
-                <w:sz w:val="24"/>
-                <w:szCs w:val="24"/>
-              </w:rPr>
-            </w:pPr>
-            <w:r>
-              <w:rPr>
-                <w:rFonts w:hint="default" w:ascii="Times New Roman" w:hAnsi="Times New Roman" w:eastAsia="宋体" w:cs="Times New Roman"/>
+                <w:rFonts w:hint="default" w:ascii="Tinos" w:hAnsi="Tinos" w:eastAsia="Noto Serif SC" w:cs="Tinos"/>
+                <w:color w:val="000000"/>
+                <w:kern w:val="2"/>
+                <w:sz w:val="24"/>
+                <w:szCs w:val="24"/>
+              </w:rPr>
+            </w:pPr>
+            <w:r>
+              <w:rPr>
+                <w:rFonts w:hint="default" w:ascii="Tinos" w:hAnsi="Tinos" w:eastAsia="Noto Serif SC" w:cs="Tinos"/>
                 <w:color w:val="000000"/>
                 <w:kern w:val="2"/>
                 <w:sz w:val="24"/>
@@ -411,7 +411,7 @@
               <w:spacing w:before="56" w:line="239" w:lineRule="auto"/>
               <w:jc w:val="center"/>
               <w:rPr>
-                <w:rFonts w:hint="eastAsia" w:ascii="宋体" w:hAnsi="宋体" w:eastAsia="宋体" w:cs="宋体"/>
+                <w:rFonts w:hint="eastAsia" w:ascii="Tinos" w:hAnsi="Tinos" w:eastAsia="Noto Serif SC" w:cs="Tinos"/>
                 <w:color w:val="000000"/>
                 <w:kern w:val="2"/>
                 <w:sz w:val="28"/>
@@ -420,7 +420,7 @@
             </w:pPr>
             <w:r>
               <w:rPr>
-                <w:rFonts w:hint="eastAsia" w:ascii="宋体" w:hAnsi="宋体" w:eastAsia="宋体" w:cs="宋体"/>
+                <w:rFonts w:hint="eastAsia" w:ascii="Tinos" w:hAnsi="Tinos" w:eastAsia="Noto Serif SC" w:cs="Tinos"/>
                 <w:color w:val="000000"/>
                 <w:kern w:val="2"/>
                 <w:sz w:val="28"/>
@@ -469,7 +469,7 @@
               <w:spacing w:before="56" w:line="239" w:lineRule="auto"/>
               <w:jc w:val="center"/>
               <w:rPr>
-                <w:rFonts w:hint="default" w:ascii="Times New Roman" w:hAnsi="Times New Roman" w:eastAsia="宋体" w:cs="Times New Roman"/>
+                <w:rFonts w:hint="default" w:ascii="Tinos" w:hAnsi="Tinos" w:eastAsia="Noto Serif SC" w:cs="Tinos"/>
                 <w:color w:val="000000"/>
                 <w:kern w:val="2"/>
                 <w:sz w:val="24"/>
@@ -497,16 +497,16 @@
               <w:spacing w:before="56" w:line="239" w:lineRule="auto"/>
               <w:jc w:val="center"/>
               <w:rPr>
-                <w:rFonts w:hint="default" w:ascii="Times New Roman" w:hAnsi="Times New Roman" w:eastAsia="宋体" w:cs="Times New Roman"/>
-                <w:color w:val="000000"/>
-                <w:kern w:val="2"/>
-                <w:sz w:val="24"/>
-                <w:szCs w:val="24"/>
-              </w:rPr>
-            </w:pPr>
-            <w:r>
-              <w:rPr>
-                <w:rFonts w:hint="default" w:ascii="Times New Roman" w:hAnsi="Times New Roman" w:eastAsia="宋体" w:cs="Times New Roman"/>
+                <w:rFonts w:hint="default" w:ascii="Tinos" w:hAnsi="Tinos" w:eastAsia="Noto Serif SC" w:cs="Tinos"/>
+                <w:color w:val="000000"/>
+                <w:kern w:val="2"/>
+                <w:sz w:val="24"/>
+                <w:szCs w:val="24"/>
+              </w:rPr>
+            </w:pPr>
+            <w:r>
+              <w:rPr>
+                <w:rFonts w:hint="default" w:ascii="Tinos" w:hAnsi="Tinos" w:eastAsia="Noto Serif SC" w:cs="Tinos"/>
                 <w:color w:val="000000"/>
                 <w:kern w:val="2"/>
                 <w:sz w:val="24"/>
@@ -535,16 +535,16 @@
               <w:spacing w:before="56" w:line="239" w:lineRule="auto"/>
               <w:jc w:val="center"/>
               <w:rPr>
-                <w:rFonts w:hint="default" w:ascii="Times New Roman" w:hAnsi="Times New Roman" w:eastAsia="宋体" w:cs="Times New Roman"/>
-                <w:color w:val="000000"/>
-                <w:kern w:val="2"/>
-                <w:sz w:val="24"/>
-                <w:szCs w:val="24"/>
-              </w:rPr>
-            </w:pPr>
-            <w:r>
-              <w:rPr>
-                <w:rFonts w:hint="default" w:ascii="Times New Roman" w:hAnsi="Times New Roman" w:eastAsia="宋体" w:cs="Times New Roman"/>
+                <w:rFonts w:hint="default" w:ascii="Tinos" w:hAnsi="Tinos" w:eastAsia="Noto Serif SC" w:cs="Tinos"/>
+                <w:color w:val="000000"/>
+                <w:kern w:val="2"/>
+                <w:sz w:val="24"/>
+                <w:szCs w:val="24"/>
+              </w:rPr>
+            </w:pPr>
+            <w:r>
+              <w:rPr>
+                <w:rFonts w:hint="default" w:ascii="Tinos" w:hAnsi="Tinos" w:eastAsia="Noto Serif SC" w:cs="Tinos"/>
                 <w:color w:val="000000"/>
                 <w:kern w:val="2"/>
                 <w:sz w:val="24"/>
@@ -572,7 +572,7 @@
               <w:spacing w:before="56" w:line="239" w:lineRule="auto"/>
               <w:jc w:val="center"/>
               <w:rPr>
-                <w:rFonts w:hint="eastAsia" w:ascii="宋体" w:hAnsi="宋体" w:eastAsia="宋体" w:cs="宋体"/>
+                <w:rFonts w:hint="eastAsia" w:ascii="Tinos" w:hAnsi="Tinos" w:eastAsia="Noto Serif SC" w:cs="Tinos"/>
                 <w:color w:val="000000"/>
                 <w:kern w:val="2"/>
                 <w:sz w:val="28"/>
@@ -621,7 +621,7 @@
               <w:spacing w:before="56" w:line="239" w:lineRule="auto"/>
               <w:jc w:val="center"/>
               <w:rPr>
-                <w:rFonts w:hint="default" w:ascii="Times New Roman" w:hAnsi="Times New Roman" w:eastAsia="宋体" w:cs="Times New Roman"/>
+                <w:rFonts w:hint="default" w:ascii="Tinos" w:hAnsi="Tinos" w:eastAsia="Noto Serif SC" w:cs="Tinos"/>
                 <w:color w:val="000000"/>
                 <w:kern w:val="2"/>
                 <w:sz w:val="24"/>
@@ -649,16 +649,16 @@
               <w:spacing w:before="56" w:line="239" w:lineRule="auto"/>
               <w:jc w:val="center"/>
               <w:rPr>
-                <w:rFonts w:hint="default" w:ascii="Times New Roman" w:hAnsi="Times New Roman" w:eastAsia="宋体" w:cs="Times New Roman"/>
-                <w:color w:val="000000"/>
-                <w:kern w:val="2"/>
-                <w:sz w:val="24"/>
-                <w:szCs w:val="24"/>
-              </w:rPr>
-            </w:pPr>
-            <w:r>
-              <w:rPr>
-                <w:rFonts w:hint="default" w:ascii="Times New Roman" w:hAnsi="Times New Roman" w:eastAsia="宋体" w:cs="Times New Roman"/>
+                <w:rFonts w:hint="default" w:ascii="Tinos" w:hAnsi="Tinos" w:eastAsia="Noto Serif SC" w:cs="Tinos"/>
+                <w:color w:val="000000"/>
+                <w:kern w:val="2"/>
+                <w:sz w:val="24"/>
+                <w:szCs w:val="24"/>
+              </w:rPr>
+            </w:pPr>
+            <w:r>
+              <w:rPr>
+                <w:rFonts w:hint="default" w:ascii="Tinos" w:hAnsi="Tinos" w:eastAsia="Noto Serif SC" w:cs="Tinos"/>
                 <w:color w:val="000000"/>
                 <w:kern w:val="2"/>
                 <w:sz w:val="24"/>
@@ -687,16 +687,16 @@
               <w:spacing w:before="56" w:line="239" w:lineRule="auto"/>
               <w:jc w:val="center"/>
               <w:rPr>
-                <w:rFonts w:hint="default" w:ascii="Times New Roman" w:hAnsi="Times New Roman" w:eastAsia="宋体" w:cs="Times New Roman"/>
-                <w:color w:val="000000"/>
-                <w:kern w:val="2"/>
-                <w:sz w:val="24"/>
-                <w:szCs w:val="24"/>
-              </w:rPr>
-            </w:pPr>
-            <w:r>
-              <w:rPr>
-                <w:rFonts w:hint="default" w:ascii="Times New Roman" w:hAnsi="Times New Roman" w:eastAsia="宋体" w:cs="Times New Roman"/>
+                <w:rFonts w:hint="default" w:ascii="Tinos" w:hAnsi="Tinos" w:eastAsia="Noto Serif SC" w:cs="Tinos"/>
+                <w:color w:val="000000"/>
+                <w:kern w:val="2"/>
+                <w:sz w:val="24"/>
+                <w:szCs w:val="24"/>
+              </w:rPr>
+            </w:pPr>
+            <w:r>
+              <w:rPr>
+                <w:rFonts w:hint="default" w:ascii="Tinos" w:hAnsi="Tinos" w:eastAsia="Noto Serif SC" w:cs="Tinos"/>
                 <w:color w:val="000000"/>
                 <w:kern w:val="2"/>
                 <w:sz w:val="24"/>
@@ -725,7 +725,7 @@
               <w:spacing w:before="56" w:line="239" w:lineRule="auto"/>
               <w:jc w:val="center"/>
               <w:rPr>
-                <w:rFonts w:hint="eastAsia" w:ascii="宋体" w:hAnsi="宋体" w:eastAsia="宋体" w:cs="宋体"/>
+                <w:rFonts w:hint="eastAsia" w:ascii="Tinos" w:hAnsi="Tinos" w:eastAsia="Noto Serif SC" w:cs="Tinos"/>
                 <w:color w:val="000000"/>
                 <w:kern w:val="2"/>
                 <w:sz w:val="28"/>
@@ -774,16 +774,16 @@
               <w:spacing w:before="56" w:line="239" w:lineRule="auto"/>
               <w:jc w:val="center"/>
               <w:rPr>
-                <w:rFonts w:hint="default" w:ascii="Times New Roman" w:hAnsi="Times New Roman" w:eastAsia="宋体" w:cs="Times New Roman"/>
-                <w:color w:val="000000"/>
-                <w:kern w:val="2"/>
-                <w:sz w:val="24"/>
-                <w:szCs w:val="24"/>
-              </w:rPr>
-            </w:pPr>
-            <w:r>
-              <w:rPr>
-                <w:rFonts w:hint="default" w:ascii="Times New Roman" w:hAnsi="Times New Roman" w:eastAsia="宋体" w:cs="Times New Roman"/>
+                <w:rFonts w:hint="default" w:ascii="Tinos" w:hAnsi="Tinos" w:eastAsia="Noto Serif SC" w:cs="Tinos"/>
+                <w:color w:val="000000"/>
+                <w:kern w:val="2"/>
+                <w:sz w:val="24"/>
+                <w:szCs w:val="24"/>
+              </w:rPr>
+            </w:pPr>
+            <w:r>
+              <w:rPr>
+                <w:rFonts w:hint="default" w:ascii="Tinos" w:hAnsi="Tinos" w:eastAsia="Noto Serif SC" w:cs="Tinos"/>
                 <w:color w:val="000000"/>
                 <w:kern w:val="2"/>
                 <w:sz w:val="24"/>
@@ -812,16 +812,16 @@
               <w:spacing w:before="56" w:line="239" w:lineRule="auto"/>
               <w:jc w:val="center"/>
               <w:rPr>
-                <w:rFonts w:hint="default" w:ascii="Times New Roman" w:hAnsi="Times New Roman" w:eastAsia="宋体" w:cs="Times New Roman"/>
-                <w:color w:val="000000"/>
-                <w:kern w:val="2"/>
-                <w:sz w:val="24"/>
-                <w:szCs w:val="24"/>
-              </w:rPr>
-            </w:pPr>
-            <w:r>
-              <w:rPr>
-                <w:rFonts w:hint="default" w:ascii="Times New Roman" w:hAnsi="Times New Roman" w:eastAsia="宋体" w:cs="Times New Roman"/>
+                <w:rFonts w:hint="default" w:ascii="Tinos" w:hAnsi="Tinos" w:eastAsia="Noto Serif SC" w:cs="Tinos"/>
+                <w:color w:val="000000"/>
+                <w:kern w:val="2"/>
+                <w:sz w:val="24"/>
+                <w:szCs w:val="24"/>
+              </w:rPr>
+            </w:pPr>
+            <w:r>
+              <w:rPr>
+                <w:rFonts w:hint="default" w:ascii="Tinos" w:hAnsi="Tinos" w:eastAsia="Noto Serif SC" w:cs="Tinos"/>
                 <w:color w:val="000000"/>
                 <w:kern w:val="2"/>
                 <w:sz w:val="24"/>
@@ -850,16 +850,16 @@
               <w:spacing w:before="56" w:line="239" w:lineRule="auto"/>
               <w:jc w:val="center"/>
               <w:rPr>
-                <w:rFonts w:hint="default" w:ascii="Times New Roman" w:hAnsi="Times New Roman" w:eastAsia="宋体" w:cs="Times New Roman"/>
-                <w:color w:val="000000"/>
-                <w:kern w:val="2"/>
-                <w:sz w:val="24"/>
-                <w:szCs w:val="24"/>
-              </w:rPr>
-            </w:pPr>
-            <w:r>
-              <w:rPr>
-                <w:rFonts w:hint="default" w:ascii="Times New Roman" w:hAnsi="Times New Roman" w:eastAsia="宋体" w:cs="Times New Roman"/>
+                <w:rFonts w:hint="default" w:ascii="Tinos" w:hAnsi="Tinos" w:eastAsia="Noto Serif SC" w:cs="Tinos"/>
+                <w:color w:val="000000"/>
+                <w:kern w:val="2"/>
+                <w:sz w:val="24"/>
+                <w:szCs w:val="24"/>
+              </w:rPr>
+            </w:pPr>
+            <w:r>
+              <w:rPr>
+                <w:rFonts w:hint="default" w:ascii="Tinos" w:hAnsi="Tinos" w:eastAsia="Noto Serif SC" w:cs="Tinos"/>
                 <w:color w:val="000000"/>
                 <w:kern w:val="2"/>
                 <w:sz w:val="24"/>
@@ -888,7 +888,7 @@
               <w:spacing w:before="56" w:line="239" w:lineRule="auto"/>
               <w:jc w:val="center"/>
               <w:rPr>
-                <w:rFonts w:hint="eastAsia" w:ascii="宋体" w:hAnsi="宋体" w:eastAsia="宋体" w:cs="宋体"/>
+                <w:rFonts w:hint="eastAsia" w:ascii="Tinos" w:hAnsi="Tinos" w:eastAsia="Noto Serif SC" w:cs="Tinos"/>
                 <w:color w:val="000000"/>
                 <w:kern w:val="2"/>
                 <w:sz w:val="28"/>
@@ -897,7 +897,7 @@
             </w:pPr>
             <w:r>
               <w:rPr>
-                <w:rFonts w:hint="eastAsia" w:ascii="宋体" w:hAnsi="宋体" w:eastAsia="宋体" w:cs="宋体"/>
+                <w:rFonts w:hint="eastAsia" w:ascii="Tinos" w:hAnsi="Tinos" w:eastAsia="Noto Serif SC" w:cs="Tinos"/>
                 <w:color w:val="000000"/>
                 <w:kern w:val="2"/>
                 <w:sz w:val="28"/>
@@ -947,7 +947,7 @@
               <w:spacing w:before="56" w:line="239" w:lineRule="auto"/>
               <w:jc w:val="center"/>
               <w:rPr>
-                <w:rFonts w:hint="default" w:ascii="Times New Roman" w:hAnsi="Times New Roman" w:eastAsia="宋体" w:cs="Times New Roman"/>
+                <w:rFonts w:hint="default" w:ascii="Tinos" w:hAnsi="Tinos" w:eastAsia="Noto Serif SC" w:cs="Tinos"/>
                 <w:color w:val="000000"/>
                 <w:kern w:val="2"/>
                 <w:sz w:val="24"/>
@@ -975,16 +975,16 @@
               <w:spacing w:before="56" w:line="239" w:lineRule="auto"/>
               <w:jc w:val="center"/>
               <w:rPr>
-                <w:rFonts w:hint="default" w:ascii="Times New Roman" w:hAnsi="Times New Roman" w:eastAsia="宋体" w:cs="Times New Roman"/>
-                <w:color w:val="000000"/>
-                <w:kern w:val="2"/>
-                <w:sz w:val="24"/>
-                <w:szCs w:val="24"/>
-              </w:rPr>
-            </w:pPr>
-            <w:r>
-              <w:rPr>
-                <w:rFonts w:hint="default" w:ascii="Times New Roman" w:hAnsi="Times New Roman" w:eastAsia="宋体" w:cs="Times New Roman"/>
+                <w:rFonts w:hint="default" w:ascii="Tinos" w:hAnsi="Tinos" w:eastAsia="Noto Serif SC" w:cs="Tinos"/>
+                <w:color w:val="000000"/>
+                <w:kern w:val="2"/>
+                <w:sz w:val="24"/>
+                <w:szCs w:val="24"/>
+              </w:rPr>
+            </w:pPr>
+            <w:r>
+              <w:rPr>
+                <w:rFonts w:hint="default" w:ascii="Tinos" w:hAnsi="Tinos" w:eastAsia="Noto Serif SC" w:cs="Tinos"/>
                 <w:color w:val="000000"/>
                 <w:kern w:val="2"/>
                 <w:sz w:val="24"/>
@@ -1013,16 +1013,16 @@
               <w:spacing w:before="56" w:line="239" w:lineRule="auto"/>
               <w:jc w:val="center"/>
               <w:rPr>
-                <w:rFonts w:hint="default" w:ascii="Times New Roman" w:hAnsi="Times New Roman" w:eastAsia="宋体" w:cs="Times New Roman"/>
-                <w:color w:val="000000"/>
-                <w:kern w:val="2"/>
-                <w:sz w:val="24"/>
-                <w:szCs w:val="24"/>
-              </w:rPr>
-            </w:pPr>
-            <w:r>
-              <w:rPr>
-                <w:rFonts w:hint="default" w:ascii="Times New Roman" w:hAnsi="Times New Roman" w:eastAsia="宋体" w:cs="Times New Roman"/>
+                <w:rFonts w:hint="default" w:ascii="Tinos" w:hAnsi="Tinos" w:eastAsia="Noto Serif SC" w:cs="Tinos"/>
+                <w:color w:val="000000"/>
+                <w:kern w:val="2"/>
+                <w:sz w:val="24"/>
+                <w:szCs w:val="24"/>
+              </w:rPr>
+            </w:pPr>
+            <w:r>
+              <w:rPr>
+                <w:rFonts w:hint="default" w:ascii="Tinos" w:hAnsi="Tinos" w:eastAsia="Noto Serif SC" w:cs="Tinos"/>
                 <w:color w:val="000000"/>
                 <w:kern w:val="2"/>
                 <w:sz w:val="24"/>
@@ -1051,7 +1051,7 @@
               <w:spacing w:before="56" w:line="239" w:lineRule="auto"/>
               <w:jc w:val="center"/>
               <w:rPr>
-                <w:rFonts w:hint="eastAsia" w:ascii="宋体" w:hAnsi="宋体" w:eastAsia="宋体" w:cs="宋体"/>
+                <w:rFonts w:hint="eastAsia" w:ascii="Tinos" w:hAnsi="Tinos" w:eastAsia="Noto Serif SC" w:cs="Tinos"/>
                 <w:color w:val="000000"/>
                 <w:kern w:val="2"/>
                 <w:sz w:val="28"/>
@@ -1100,16 +1100,16 @@
               <w:spacing w:before="56" w:line="239" w:lineRule="auto"/>
               <w:jc w:val="center"/>
               <w:rPr>
-                <w:rFonts w:hint="default" w:ascii="Times New Roman" w:hAnsi="Times New Roman" w:eastAsia="宋体" w:cs="Times New Roman"/>
-                <w:color w:val="000000"/>
-                <w:kern w:val="2"/>
-                <w:sz w:val="24"/>
-                <w:szCs w:val="24"/>
-              </w:rPr>
-            </w:pPr>
-            <w:r>
-              <w:rPr>
-                <w:rFonts w:hint="default" w:ascii="Times New Roman" w:hAnsi="Times New Roman" w:eastAsia="宋体" w:cs="Times New Roman"/>
+                <w:rFonts w:hint="default" w:ascii="Tinos" w:hAnsi="Tinos" w:eastAsia="Noto Serif SC" w:cs="Tinos"/>
+                <w:color w:val="000000"/>
+                <w:kern w:val="2"/>
+                <w:sz w:val="24"/>
+                <w:szCs w:val="24"/>
+              </w:rPr>
+            </w:pPr>
+            <w:r>
+              <w:rPr>
+                <w:rFonts w:hint="default" w:ascii="Tinos" w:hAnsi="Tinos" w:eastAsia="Noto Serif SC" w:cs="Tinos"/>
                 <w:color w:val="000000"/>
                 <w:kern w:val="2"/>
                 <w:sz w:val="24"/>
@@ -1137,16 +1137,16 @@
               <w:jc w:val="center"/>
               <w:textAlignment w:val="auto"/>
               <w:rPr>
-                <w:rFonts w:hint="default" w:ascii="Times New Roman" w:hAnsi="Times New Roman" w:eastAsia="宋体" w:cs="Times New Roman"/>
-                <w:color w:val="000000"/>
-                <w:kern w:val="2"/>
-                <w:sz w:val="24"/>
-                <w:szCs w:val="24"/>
-              </w:rPr>
-            </w:pPr>
-            <w:r>
-              <w:rPr>
-                <w:rFonts w:hint="default" w:ascii="Times New Roman" w:hAnsi="Times New Roman" w:eastAsia="宋体" w:cs="Times New Roman"/>
+                <w:rFonts w:hint="default" w:ascii="Tinos" w:hAnsi="Tinos" w:eastAsia="Noto Serif SC" w:cs="Tinos"/>
+                <w:color w:val="000000"/>
+                <w:kern w:val="2"/>
+                <w:sz w:val="24"/>
+                <w:szCs w:val="24"/>
+              </w:rPr>
+            </w:pPr>
+            <w:r>
+              <w:rPr>
+                <w:rFonts w:hint="default" w:ascii="Tinos" w:hAnsi="Tinos" w:eastAsia="Noto Serif SC" w:cs="Tinos"/>
                 <w:color w:val="000000"/>
                 <w:kern w:val="2"/>
                 <w:sz w:val="24"/>
@@ -1175,16 +1175,16 @@
               <w:spacing w:before="56" w:line="239" w:lineRule="auto"/>
               <w:jc w:val="center"/>
               <w:rPr>
-                <w:rFonts w:hint="default" w:ascii="Times New Roman" w:hAnsi="Times New Roman" w:eastAsia="宋体" w:cs="Times New Roman"/>
-                <w:color w:val="000000"/>
-                <w:kern w:val="2"/>
-                <w:sz w:val="24"/>
-                <w:szCs w:val="24"/>
-              </w:rPr>
-            </w:pPr>
-            <w:r>
-              <w:rPr>
-                <w:rFonts w:hint="default" w:ascii="Times New Roman" w:hAnsi="Times New Roman" w:eastAsia="宋体" w:cs="Times New Roman"/>
+                <w:rFonts w:hint="default" w:ascii="Tinos" w:hAnsi="Tinos" w:eastAsia="Noto Serif SC" w:cs="Tinos"/>
+                <w:color w:val="000000"/>
+                <w:kern w:val="2"/>
+                <w:sz w:val="24"/>
+                <w:szCs w:val="24"/>
+              </w:rPr>
+            </w:pPr>
+            <w:r>
+              <w:rPr>
+                <w:rFonts w:hint="default" w:ascii="Tinos" w:hAnsi="Tinos" w:eastAsia="Noto Serif SC" w:cs="Tinos"/>
                 <w:color w:val="000000"/>
                 <w:kern w:val="2"/>
                 <w:sz w:val="24"/>
@@ -1213,16 +1213,16 @@
               <w:spacing w:before="56" w:line="239" w:lineRule="auto"/>
               <w:jc w:val="center"/>
               <w:rPr>
-                <w:rFonts w:hint="default" w:ascii="Times New Roman" w:hAnsi="Times New Roman" w:eastAsia="宋体" w:cs="Times New Roman"/>
-                <w:color w:val="000000"/>
-                <w:kern w:val="2"/>
-                <w:sz w:val="24"/>
-                <w:szCs w:val="24"/>
-              </w:rPr>
-            </w:pPr>
-            <w:r>
-              <w:rPr>
-                <w:rFonts w:hint="default" w:ascii="Times New Roman" w:hAnsi="Times New Roman" w:eastAsia="宋体" w:cs="Times New Roman"/>
+                <w:rFonts w:hint="default" w:ascii="Tinos" w:hAnsi="Tinos" w:eastAsia="Noto Serif SC" w:cs="Tinos"/>
+                <w:color w:val="000000"/>
+                <w:kern w:val="2"/>
+                <w:sz w:val="24"/>
+                <w:szCs w:val="24"/>
+              </w:rPr>
+            </w:pPr>
+            <w:r>
+              <w:rPr>
+                <w:rFonts w:hint="default" w:ascii="Tinos" w:hAnsi="Tinos" w:eastAsia="Noto Serif SC" w:cs="Tinos"/>
                 <w:color w:val="000000"/>
                 <w:kern w:val="2"/>
                 <w:sz w:val="24"/>
@@ -1251,7 +1251,7 @@
               <w:spacing w:before="56" w:line="239" w:lineRule="auto"/>
               <w:jc w:val="center"/>
               <w:rPr>
-                <w:rFonts w:hint="eastAsia" w:ascii="宋体" w:hAnsi="宋体" w:eastAsia="宋体" w:cs="宋体"/>
+                <w:rFonts w:hint="eastAsia" w:ascii="Tinos" w:hAnsi="Tinos" w:eastAsia="Noto Serif SC" w:cs="Tinos"/>
                 <w:color w:val="000000"/>
                 <w:kern w:val="2"/>
                 <w:sz w:val="28"/>
@@ -1260,7 +1260,7 @@
             </w:pPr>
             <w:r>
               <w:rPr>
-                <w:rFonts w:hint="eastAsia" w:ascii="宋体" w:hAnsi="宋体" w:eastAsia="宋体" w:cs="宋体"/>
+                <w:rFonts w:hint="eastAsia" w:ascii="Tinos" w:hAnsi="Tinos" w:eastAsia="Noto Serif SC" w:cs="Tinos"/>
                 <w:color w:val="000000"/>
                 <w:kern w:val="2"/>
                 <w:sz w:val="28"/>
@@ -1309,7 +1309,7 @@
               <w:spacing w:before="56" w:line="239" w:lineRule="auto"/>
               <w:jc w:val="center"/>
               <w:rPr>
-                <w:rFonts w:hint="default" w:ascii="Times New Roman" w:hAnsi="Times New Roman" w:eastAsia="宋体" w:cs="Times New Roman"/>
+                <w:rFonts w:hint="default" w:ascii="Tinos" w:hAnsi="Tinos" w:eastAsia="Noto Serif SC" w:cs="Tinos"/>
                 <w:color w:val="000000"/>
                 <w:kern w:val="2"/>
                 <w:sz w:val="24"/>
@@ -1337,16 +1337,16 @@
               <w:spacing w:before="56" w:line="239" w:lineRule="auto"/>
               <w:jc w:val="center"/>
               <w:rPr>
-                <w:rFonts w:hint="default" w:ascii="Times New Roman" w:hAnsi="Times New Roman" w:eastAsia="宋体" w:cs="Times New Roman"/>
-                <w:color w:val="000000"/>
-                <w:kern w:val="2"/>
-                <w:sz w:val="24"/>
-                <w:szCs w:val="24"/>
-              </w:rPr>
-            </w:pPr>
-            <w:r>
-              <w:rPr>
-                <w:rFonts w:hint="default" w:ascii="Times New Roman" w:hAnsi="Times New Roman" w:eastAsia="宋体" w:cs="Times New Roman"/>
+                <w:rFonts w:hint="default" w:ascii="Tinos" w:hAnsi="Tinos" w:eastAsia="Noto Serif SC" w:cs="Tinos"/>
+                <w:color w:val="000000"/>
+                <w:kern w:val="2"/>
+                <w:sz w:val="24"/>
+                <w:szCs w:val="24"/>
+              </w:rPr>
+            </w:pPr>
+            <w:r>
+              <w:rPr>
+                <w:rFonts w:hint="default" w:ascii="Tinos" w:hAnsi="Tinos" w:eastAsia="Noto Serif SC" w:cs="Tinos"/>
                 <w:color w:val="000000"/>
                 <w:kern w:val="2"/>
                 <w:sz w:val="24"/>
@@ -1375,16 +1375,16 @@
               <w:spacing w:before="56" w:line="239" w:lineRule="auto"/>
               <w:jc w:val="center"/>
               <w:rPr>
-                <w:rFonts w:hint="default" w:ascii="Times New Roman" w:hAnsi="Times New Roman" w:eastAsia="宋体" w:cs="Times New Roman"/>
-                <w:color w:val="000000"/>
-                <w:kern w:val="2"/>
-                <w:sz w:val="24"/>
-                <w:szCs w:val="24"/>
-              </w:rPr>
-            </w:pPr>
-            <w:r>
-              <w:rPr>
-                <w:rFonts w:hint="default" w:ascii="Times New Roman" w:hAnsi="Times New Roman" w:eastAsia="宋体" w:cs="Times New Roman"/>
+                <w:rFonts w:hint="default" w:ascii="Tinos" w:hAnsi="Tinos" w:eastAsia="Noto Serif SC" w:cs="Tinos"/>
+                <w:color w:val="000000"/>
+                <w:kern w:val="2"/>
+                <w:sz w:val="24"/>
+                <w:szCs w:val="24"/>
+              </w:rPr>
+            </w:pPr>
+            <w:r>
+              <w:rPr>
+                <w:rFonts w:hint="default" w:ascii="Tinos" w:hAnsi="Tinos" w:eastAsia="Noto Serif SC" w:cs="Tinos"/>
                 <w:color w:val="000000"/>
                 <w:kern w:val="2"/>
                 <w:sz w:val="24"/>
@@ -1412,7 +1412,7 @@
               <w:spacing w:before="56" w:line="239" w:lineRule="auto"/>
               <w:jc w:val="center"/>
               <w:rPr>
-                <w:rFonts w:hint="eastAsia" w:ascii="宋体" w:hAnsi="宋体" w:eastAsia="宋体" w:cs="宋体"/>
+                <w:rFonts w:hint="eastAsia" w:ascii="Tinos" w:hAnsi="Tinos" w:eastAsia="Noto Serif SC" w:cs="Tinos"/>
                 <w:color w:val="000000"/>
                 <w:kern w:val="2"/>
                 <w:sz w:val="28"/>
@@ -1460,7 +1460,7 @@
               <w:spacing w:before="56" w:line="239" w:lineRule="auto"/>
               <w:jc w:val="center"/>
               <w:rPr>
-                <w:rFonts w:hint="default" w:ascii="Times New Roman" w:hAnsi="Times New Roman" w:eastAsia="宋体" w:cs="Times New Roman"/>
+                <w:rFonts w:hint="default" w:ascii="Tinos" w:hAnsi="Tinos" w:eastAsia="Noto Serif SC" w:cs="Tinos"/>
                 <w:color w:val="000000"/>
                 <w:kern w:val="2"/>
                 <w:sz w:val="24"/>
@@ -1488,16 +1488,16 @@
               <w:spacing w:before="56" w:line="239" w:lineRule="auto"/>
               <w:jc w:val="center"/>
               <w:rPr>
-                <w:rFonts w:hint="default" w:ascii="Times New Roman" w:hAnsi="Times New Roman" w:eastAsia="宋体" w:cs="Times New Roman"/>
-                <w:color w:val="000000"/>
-                <w:kern w:val="2"/>
-                <w:sz w:val="24"/>
-                <w:szCs w:val="24"/>
-              </w:rPr>
-            </w:pPr>
-            <w:r>
-              <w:rPr>
-                <w:rFonts w:hint="default" w:ascii="Times New Roman" w:hAnsi="Times New Roman" w:eastAsia="宋体" w:cs="Times New Roman"/>
+                <w:rFonts w:hint="default" w:ascii="Tinos" w:hAnsi="Tinos" w:eastAsia="Noto Serif SC" w:cs="Tinos"/>
+                <w:color w:val="000000"/>
+                <w:kern w:val="2"/>
+                <w:sz w:val="24"/>
+                <w:szCs w:val="24"/>
+              </w:rPr>
+            </w:pPr>
+            <w:r>
+              <w:rPr>
+                <w:rFonts w:hint="default" w:ascii="Tinos" w:hAnsi="Tinos" w:eastAsia="Noto Serif SC" w:cs="Tinos"/>
                 <w:color w:val="000000"/>
                 <w:kern w:val="2"/>
                 <w:sz w:val="24"/>
@@ -1526,16 +1526,16 @@
               <w:spacing w:before="56" w:line="239" w:lineRule="auto"/>
               <w:jc w:val="center"/>
               <w:rPr>
-                <w:rFonts w:hint="default" w:ascii="Times New Roman" w:hAnsi="Times New Roman" w:eastAsia="宋体" w:cs="Times New Roman"/>
-                <w:color w:val="000000"/>
-                <w:kern w:val="2"/>
-                <w:sz w:val="24"/>
-                <w:szCs w:val="24"/>
-              </w:rPr>
-            </w:pPr>
-            <w:r>
-              <w:rPr>
-                <w:rFonts w:hint="default" w:ascii="Times New Roman" w:hAnsi="Times New Roman" w:eastAsia="宋体" w:cs="Times New Roman"/>
+                <w:rFonts w:hint="default" w:ascii="Tinos" w:hAnsi="Tinos" w:eastAsia="Noto Serif SC" w:cs="Tinos"/>
+                <w:color w:val="000000"/>
+                <w:kern w:val="2"/>
+                <w:sz w:val="24"/>
+                <w:szCs w:val="24"/>
+              </w:rPr>
+            </w:pPr>
+            <w:r>
+              <w:rPr>
+                <w:rFonts w:hint="default" w:ascii="Tinos" w:hAnsi="Tinos" w:eastAsia="Noto Serif SC" w:cs="Tinos"/>
                 <w:color w:val="000000"/>
                 <w:kern w:val="2"/>
                 <w:sz w:val="24"/>
@@ -1563,7 +1563,7 @@
               <w:spacing w:before="56" w:line="239" w:lineRule="auto"/>
               <w:jc w:val="center"/>
               <w:rPr>
-                <w:rFonts w:hint="eastAsia" w:ascii="宋体" w:hAnsi="宋体" w:eastAsia="宋体" w:cs="宋体"/>
+                <w:rFonts w:hint="eastAsia" w:ascii="Tinos" w:hAnsi="Tinos" w:eastAsia="Noto Serif SC" w:cs="Tinos"/>
                 <w:color w:val="000000"/>
                 <w:kern w:val="2"/>
                 <w:sz w:val="28"/>
@@ -1612,7 +1612,7 @@
               <w:spacing w:before="56" w:line="239" w:lineRule="auto"/>
               <w:jc w:val="center"/>
               <w:rPr>
-                <w:rFonts w:hint="default" w:ascii="Times New Roman" w:hAnsi="Times New Roman" w:eastAsia="宋体" w:cs="Times New Roman"/>
+                <w:rFonts w:hint="default" w:ascii="Tinos" w:hAnsi="Tinos" w:eastAsia="Noto Serif SC" w:cs="Tinos"/>
                 <w:color w:val="000000"/>
                 <w:kern w:val="2"/>
                 <w:sz w:val="24"/>
@@ -1640,16 +1640,16 @@
               <w:spacing w:before="56" w:line="239" w:lineRule="auto"/>
               <w:jc w:val="center"/>
               <w:rPr>
-                <w:rFonts w:hint="default" w:ascii="Times New Roman" w:hAnsi="Times New Roman" w:eastAsia="宋体" w:cs="Times New Roman"/>
-                <w:color w:val="000000"/>
-                <w:kern w:val="2"/>
-                <w:sz w:val="24"/>
-                <w:szCs w:val="24"/>
-              </w:rPr>
-            </w:pPr>
-            <w:r>
-              <w:rPr>
-                <w:rFonts w:hint="default" w:ascii="Times New Roman" w:hAnsi="Times New Roman" w:eastAsia="宋体" w:cs="Times New Roman"/>
+                <w:rFonts w:hint="default" w:ascii="Tinos" w:hAnsi="Tinos" w:eastAsia="Noto Serif SC" w:cs="Tinos"/>
+                <w:color w:val="000000"/>
+                <w:kern w:val="2"/>
+                <w:sz w:val="24"/>
+                <w:szCs w:val="24"/>
+              </w:rPr>
+            </w:pPr>
+            <w:r>
+              <w:rPr>
+                <w:rFonts w:hint="default" w:ascii="Tinos" w:hAnsi="Tinos" w:eastAsia="Noto Serif SC" w:cs="Tinos"/>
                 <w:color w:val="000000"/>
                 <w:kern w:val="2"/>
                 <w:sz w:val="24"/>
@@ -1678,16 +1678,16 @@
               <w:spacing w:before="56" w:line="239" w:lineRule="auto"/>
               <w:jc w:val="center"/>
               <w:rPr>
-                <w:rFonts w:hint="default" w:ascii="Times New Roman" w:hAnsi="Times New Roman" w:eastAsia="宋体" w:cs="Times New Roman"/>
-                <w:color w:val="000000"/>
-                <w:kern w:val="2"/>
-                <w:sz w:val="24"/>
-                <w:szCs w:val="24"/>
-              </w:rPr>
-            </w:pPr>
-            <w:r>
-              <w:rPr>
-                <w:rFonts w:hint="default" w:ascii="Times New Roman" w:hAnsi="Times New Roman" w:eastAsia="宋体" w:cs="Times New Roman"/>
+                <w:rFonts w:hint="default" w:ascii="Tinos" w:hAnsi="Tinos" w:eastAsia="Noto Serif SC" w:cs="Tinos"/>
+                <w:color w:val="000000"/>
+                <w:kern w:val="2"/>
+                <w:sz w:val="24"/>
+                <w:szCs w:val="24"/>
+              </w:rPr>
+            </w:pPr>
+            <w:r>
+              <w:rPr>
+                <w:rFonts w:hint="default" w:ascii="Tinos" w:hAnsi="Tinos" w:eastAsia="Noto Serif SC" w:cs="Tinos"/>
                 <w:color w:val="000000"/>
                 <w:kern w:val="2"/>
                 <w:sz w:val="24"/>
@@ -1716,7 +1716,7 @@
               <w:spacing w:before="56" w:line="239" w:lineRule="auto"/>
               <w:jc w:val="center"/>
               <w:rPr>
-                <w:rFonts w:hint="eastAsia" w:ascii="宋体" w:hAnsi="宋体" w:eastAsia="宋体" w:cs="宋体"/>
+                <w:rFonts w:hint="eastAsia" w:ascii="Tinos" w:hAnsi="Tinos" w:eastAsia="Noto Serif SC" w:cs="Tinos"/>
                 <w:color w:val="000000"/>
                 <w:kern w:val="2"/>
                 <w:sz w:val="28"/>
@@ -1765,16 +1765,16 @@
               <w:spacing w:before="56" w:line="239" w:lineRule="auto"/>
               <w:jc w:val="center"/>
               <w:rPr>
-                <w:rFonts w:hint="default" w:ascii="Times New Roman" w:hAnsi="Times New Roman" w:eastAsia="宋体" w:cs="Times New Roman"/>
-                <w:color w:val="000000"/>
-                <w:kern w:val="2"/>
-                <w:sz w:val="24"/>
-                <w:szCs w:val="24"/>
-              </w:rPr>
-            </w:pPr>
-            <w:r>
-              <w:rPr>
-                <w:rFonts w:hint="default" w:ascii="Times New Roman" w:hAnsi="Times New Roman" w:eastAsia="宋体" w:cs="Times New Roman"/>
+                <w:rFonts w:hint="default" w:ascii="Tinos" w:hAnsi="Tinos" w:eastAsia="Noto Serif SC" w:cs="Tinos"/>
+                <w:color w:val="000000"/>
+                <w:kern w:val="2"/>
+                <w:sz w:val="24"/>
+                <w:szCs w:val="24"/>
+              </w:rPr>
+            </w:pPr>
+            <w:r>
+              <w:rPr>
+                <w:rFonts w:hint="default" w:ascii="Tinos" w:hAnsi="Tinos" w:eastAsia="Noto Serif SC" w:cs="Tinos"/>
                 <w:color w:val="000000"/>
                 <w:kern w:val="2"/>
                 <w:sz w:val="24"/>
@@ -1803,16 +1803,16 @@
               <w:spacing w:before="56" w:line="239" w:lineRule="auto"/>
               <w:jc w:val="center"/>
               <w:rPr>
-                <w:rFonts w:hint="default" w:ascii="Times New Roman" w:hAnsi="Times New Roman" w:eastAsia="宋体" w:cs="Times New Roman"/>
-                <w:color w:val="000000"/>
-                <w:kern w:val="2"/>
-                <w:sz w:val="24"/>
-                <w:szCs w:val="24"/>
-              </w:rPr>
-            </w:pPr>
-            <w:r>
-              <w:rPr>
-                <w:rFonts w:hint="default" w:ascii="Times New Roman" w:hAnsi="Times New Roman" w:eastAsia="宋体" w:cs="Times New Roman"/>
+                <w:rFonts w:hint="default" w:ascii="Tinos" w:hAnsi="Tinos" w:eastAsia="Noto Serif SC" w:cs="Tinos"/>
+                <w:color w:val="000000"/>
+                <w:kern w:val="2"/>
+                <w:sz w:val="24"/>
+                <w:szCs w:val="24"/>
+              </w:rPr>
+            </w:pPr>
+            <w:r>
+              <w:rPr>
+                <w:rFonts w:hint="default" w:ascii="Tinos" w:hAnsi="Tinos" w:eastAsia="Noto Serif SC" w:cs="Tinos"/>
                 <w:color w:val="000000"/>
                 <w:kern w:val="2"/>
                 <w:sz w:val="24"/>
@@ -1841,16 +1841,16 @@
               <w:spacing w:before="56" w:line="239" w:lineRule="auto"/>
               <w:jc w:val="center"/>
               <w:rPr>
-                <w:rFonts w:hint="default" w:ascii="Times New Roman" w:hAnsi="Times New Roman" w:eastAsia="宋体" w:cs="Times New Roman"/>
-                <w:color w:val="000000"/>
-                <w:kern w:val="2"/>
-                <w:sz w:val="24"/>
-                <w:szCs w:val="24"/>
-              </w:rPr>
-            </w:pPr>
-            <w:r>
-              <w:rPr>
-                <w:rFonts w:hint="default" w:ascii="Times New Roman" w:hAnsi="Times New Roman" w:eastAsia="宋体" w:cs="Times New Roman"/>
+                <w:rFonts w:hint="default" w:ascii="Tinos" w:hAnsi="Tinos" w:eastAsia="Noto Serif SC" w:cs="Tinos"/>
+                <w:color w:val="000000"/>
+                <w:kern w:val="2"/>
+                <w:sz w:val="24"/>
+                <w:szCs w:val="24"/>
+              </w:rPr>
+            </w:pPr>
+            <w:r>
+              <w:rPr>
+                <w:rFonts w:hint="default" w:ascii="Tinos" w:hAnsi="Tinos" w:eastAsia="Noto Serif SC" w:cs="Tinos"/>
                 <w:color w:val="000000"/>
                 <w:kern w:val="2"/>
                 <w:sz w:val="24"/>
@@ -1879,7 +1879,7 @@
               <w:spacing w:before="56" w:line="239" w:lineRule="auto"/>
               <w:jc w:val="center"/>
               <w:rPr>
-                <w:rFonts w:hint="eastAsia" w:ascii="宋体" w:hAnsi="宋体" w:eastAsia="宋体" w:cs="宋体"/>
+                <w:rFonts w:hint="eastAsia" w:ascii="Tinos" w:hAnsi="Tinos" w:eastAsia="Noto Serif SC" w:cs="Tinos"/>
                 <w:color w:val="000000"/>
                 <w:kern w:val="2"/>
                 <w:sz w:val="28"/>
@@ -1888,7 +1888,7 @@
             </w:pPr>
             <w:r>
               <w:rPr>
-                <w:rFonts w:hint="eastAsia" w:ascii="宋体" w:hAnsi="宋体" w:eastAsia="宋体" w:cs="宋体"/>
+                <w:rFonts w:hint="eastAsia" w:ascii="Tinos" w:hAnsi="Tinos" w:eastAsia="Noto Serif SC" w:cs="Tinos"/>
                 <w:color w:val="000000"/>
                 <w:kern w:val="2"/>
                 <w:sz w:val="28"/>
@@ -1937,7 +1937,7 @@
               <w:spacing w:before="56" w:line="239" w:lineRule="auto"/>
               <w:jc w:val="center"/>
               <w:rPr>
-                <w:rFonts w:hint="default" w:ascii="Times New Roman" w:hAnsi="Times New Roman" w:eastAsia="宋体" w:cs="Times New Roman"/>
+                <w:rFonts w:hint="default" w:ascii="Tinos" w:hAnsi="Tinos" w:eastAsia="Noto Serif SC" w:cs="Tinos"/>
                 <w:color w:val="000000"/>
                 <w:kern w:val="2"/>
                 <w:sz w:val="24"/>
@@ -1965,16 +1965,16 @@
               <w:spacing w:before="56" w:line="239" w:lineRule="auto"/>
               <w:jc w:val="center"/>
               <w:rPr>
-                <w:rFonts w:hint="default" w:ascii="Times New Roman" w:hAnsi="Times New Roman" w:eastAsia="宋体" w:cs="Times New Roman"/>
-                <w:color w:val="000000"/>
-                <w:kern w:val="2"/>
-                <w:sz w:val="24"/>
-                <w:szCs w:val="24"/>
-              </w:rPr>
-            </w:pPr>
-            <w:r>
-              <w:rPr>
-                <w:rFonts w:hint="default" w:ascii="Times New Roman" w:hAnsi="Times New Roman" w:eastAsia="宋体" w:cs="Times New Roman"/>
+                <w:rFonts w:hint="default" w:ascii="Tinos" w:hAnsi="Tinos" w:eastAsia="Noto Serif SC" w:cs="Tinos"/>
+                <w:color w:val="000000"/>
+                <w:kern w:val="2"/>
+                <w:sz w:val="24"/>
+                <w:szCs w:val="24"/>
+              </w:rPr>
+            </w:pPr>
+            <w:r>
+              <w:rPr>
+                <w:rFonts w:hint="default" w:ascii="Tinos" w:hAnsi="Tinos" w:eastAsia="Noto Serif SC" w:cs="Tinos"/>
                 <w:color w:val="000000"/>
                 <w:kern w:val="2"/>
                 <w:sz w:val="24"/>
@@ -2003,16 +2003,16 @@
               <w:spacing w:before="56" w:line="239" w:lineRule="auto"/>
               <w:jc w:val="center"/>
               <w:rPr>
-                <w:rFonts w:hint="default" w:ascii="Times New Roman" w:hAnsi="Times New Roman" w:eastAsia="宋体" w:cs="Times New Roman"/>
-                <w:color w:val="000000"/>
-                <w:kern w:val="2"/>
-                <w:sz w:val="24"/>
-                <w:szCs w:val="24"/>
-              </w:rPr>
-            </w:pPr>
-            <w:r>
-              <w:rPr>
-                <w:rFonts w:hint="default" w:ascii="Times New Roman" w:hAnsi="Times New Roman" w:eastAsia="宋体" w:cs="Times New Roman"/>
+                <w:rFonts w:hint="default" w:ascii="Tinos" w:hAnsi="Tinos" w:eastAsia="Noto Serif SC" w:cs="Tinos"/>
+                <w:color w:val="000000"/>
+                <w:kern w:val="2"/>
+                <w:sz w:val="24"/>
+                <w:szCs w:val="24"/>
+              </w:rPr>
+            </w:pPr>
+            <w:r>
+              <w:rPr>
+                <w:rFonts w:hint="default" w:ascii="Tinos" w:hAnsi="Tinos" w:eastAsia="Noto Serif SC" w:cs="Tinos"/>
                 <w:color w:val="000000"/>
                 <w:kern w:val="2"/>
                 <w:sz w:val="24"/>
@@ -2040,7 +2040,7 @@
               <w:spacing w:before="56" w:line="239" w:lineRule="auto"/>
               <w:jc w:val="center"/>
               <w:rPr>
-                <w:rFonts w:hint="eastAsia" w:ascii="宋体" w:hAnsi="宋体" w:eastAsia="宋体" w:cs="宋体"/>
+                <w:rFonts w:hint="eastAsia" w:ascii="Tinos" w:hAnsi="Tinos" w:eastAsia="Noto Serif SC" w:cs="Tinos"/>
                 <w:color w:val="000000"/>
                 <w:kern w:val="2"/>
                 <w:sz w:val="28"/>
@@ -2089,7 +2089,7 @@
               <w:spacing w:before="56" w:line="239" w:lineRule="auto"/>
               <w:jc w:val="center"/>
               <w:rPr>
-                <w:rFonts w:hint="default" w:ascii="Times New Roman" w:hAnsi="Times New Roman" w:eastAsia="宋体" w:cs="Times New Roman"/>
+                <w:rFonts w:hint="default" w:ascii="Tinos" w:hAnsi="Tinos" w:eastAsia="Noto Serif SC" w:cs="Tinos"/>
                 <w:color w:val="000000"/>
                 <w:kern w:val="2"/>
                 <w:sz w:val="24"/>
@@ -2117,16 +2117,16 @@
               <w:spacing w:before="56" w:line="239" w:lineRule="auto"/>
               <w:jc w:val="center"/>
               <w:rPr>
-                <w:rFonts w:hint="default" w:ascii="Times New Roman" w:hAnsi="Times New Roman" w:eastAsia="宋体" w:cs="Times New Roman"/>
-                <w:color w:val="000000"/>
-                <w:kern w:val="2"/>
-                <w:sz w:val="24"/>
-                <w:szCs w:val="24"/>
-              </w:rPr>
-            </w:pPr>
-            <w:r>
-              <w:rPr>
-                <w:rFonts w:hint="default" w:ascii="Times New Roman" w:hAnsi="Times New Roman" w:eastAsia="宋体" w:cs="Times New Roman"/>
+                <w:rFonts w:hint="default" w:ascii="Tinos" w:hAnsi="Tinos" w:eastAsia="Noto Serif SC" w:cs="Tinos"/>
+                <w:color w:val="000000"/>
+                <w:kern w:val="2"/>
+                <w:sz w:val="24"/>
+                <w:szCs w:val="24"/>
+              </w:rPr>
+            </w:pPr>
+            <w:r>
+              <w:rPr>
+                <w:rFonts w:hint="default" w:ascii="Tinos" w:hAnsi="Tinos" w:eastAsia="Noto Serif SC" w:cs="Tinos"/>
                 <w:color w:val="000000"/>
                 <w:kern w:val="2"/>
                 <w:sz w:val="24"/>
@@ -2155,16 +2155,16 @@
               <w:spacing w:before="56" w:line="239" w:lineRule="auto"/>
               <w:jc w:val="center"/>
               <w:rPr>
-                <w:rFonts w:hint="default" w:ascii="Times New Roman" w:hAnsi="Times New Roman" w:eastAsia="宋体" w:cs="Times New Roman"/>
-                <w:color w:val="000000"/>
-                <w:kern w:val="2"/>
-                <w:sz w:val="24"/>
-                <w:szCs w:val="24"/>
-              </w:rPr>
-            </w:pPr>
-            <w:r>
-              <w:rPr>
-                <w:rFonts w:hint="default" w:ascii="Times New Roman" w:hAnsi="Times New Roman" w:eastAsia="宋体" w:cs="Times New Roman"/>
+                <w:rFonts w:hint="default" w:ascii="Tinos" w:hAnsi="Tinos" w:eastAsia="Noto Serif SC" w:cs="Tinos"/>
+                <w:color w:val="000000"/>
+                <w:kern w:val="2"/>
+                <w:sz w:val="24"/>
+                <w:szCs w:val="24"/>
+              </w:rPr>
+            </w:pPr>
+            <w:r>
+              <w:rPr>
+                <w:rFonts w:hint="default" w:ascii="Tinos" w:hAnsi="Tinos" w:eastAsia="Noto Serif SC" w:cs="Tinos"/>
                 <w:color w:val="000000"/>
                 <w:kern w:val="2"/>
                 <w:sz w:val="24"/>
@@ -2193,7 +2193,7 @@
               <w:spacing w:before="56" w:line="239" w:lineRule="auto"/>
               <w:jc w:val="center"/>
               <w:rPr>
-                <w:rFonts w:hint="eastAsia" w:ascii="宋体" w:hAnsi="宋体" w:eastAsia="宋体" w:cs="宋体"/>
+                <w:rFonts w:hint="eastAsia" w:ascii="Tinos" w:hAnsi="Tinos" w:eastAsia="Noto Serif SC" w:cs="Tinos"/>
                 <w:color w:val="000000"/>
                 <w:kern w:val="2"/>
                 <w:sz w:val="28"/>
@@ -2222,16 +2222,16 @@
               <w:spacing w:before="56" w:line="239" w:lineRule="auto"/>
               <w:jc w:val="center"/>
               <w:rPr>
-                <w:rFonts w:hint="default" w:ascii="Times New Roman" w:hAnsi="Times New Roman" w:eastAsia="宋体" w:cs="Times New Roman"/>
-                <w:color w:val="000000"/>
-                <w:kern w:val="2"/>
-                <w:sz w:val="24"/>
-                <w:szCs w:val="24"/>
-              </w:rPr>
-            </w:pPr>
-            <w:r>
-              <w:rPr>
-                <w:rFonts w:hint="default" w:ascii="Times New Roman" w:hAnsi="Times New Roman" w:eastAsia="宋体" w:cs="Times New Roman"/>
+                <w:rFonts w:hint="default" w:ascii="Tinos" w:hAnsi="Tinos" w:eastAsia="Noto Serif SC" w:cs="Tinos"/>
+                <w:color w:val="000000"/>
+                <w:kern w:val="2"/>
+                <w:sz w:val="24"/>
+                <w:szCs w:val="24"/>
+              </w:rPr>
+            </w:pPr>
+            <w:r>
+              <w:rPr>
+                <w:rFonts w:hint="default" w:ascii="Tinos" w:hAnsi="Tinos" w:eastAsia="Noto Serif SC" w:cs="Tinos"/>
                 <w:color w:val="000000"/>
                 <w:kern w:val="2"/>
                 <w:sz w:val="24"/>
@@ -2260,16 +2260,16 @@
               <w:spacing w:before="56" w:line="239" w:lineRule="auto"/>
               <w:jc w:val="center"/>
               <w:rPr>
-                <w:rFonts w:hint="default" w:ascii="Times New Roman" w:hAnsi="Times New Roman" w:eastAsia="宋体" w:cs="Times New Roman"/>
-                <w:color w:val="000000"/>
-                <w:kern w:val="2"/>
-                <w:sz w:val="24"/>
-                <w:szCs w:val="24"/>
-              </w:rPr>
-            </w:pPr>
-            <w:r>
-              <w:rPr>
-                <w:rFonts w:hint="default" w:ascii="Times New Roman" w:hAnsi="Times New Roman" w:eastAsia="宋体" w:cs="Times New Roman"/>
+                <w:rFonts w:hint="default" w:ascii="Tinos" w:hAnsi="Tinos" w:eastAsia="Noto Serif SC" w:cs="Tinos"/>
+                <w:color w:val="000000"/>
+                <w:kern w:val="2"/>
+                <w:sz w:val="24"/>
+                <w:szCs w:val="24"/>
+              </w:rPr>
+            </w:pPr>
+            <w:r>
+              <w:rPr>
+                <w:rFonts w:hint="default" w:ascii="Tinos" w:hAnsi="Tinos" w:eastAsia="Noto Serif SC" w:cs="Tinos"/>
                 <w:color w:val="000000"/>
                 <w:kern w:val="2"/>
                 <w:sz w:val="24"/>
@@ -2298,16 +2298,16 @@
               <w:spacing w:before="56" w:line="239" w:lineRule="auto"/>
               <w:jc w:val="center"/>
               <w:rPr>
-                <w:rFonts w:hint="default" w:ascii="Times New Roman" w:hAnsi="Times New Roman" w:eastAsia="宋体" w:cs="Times New Roman"/>
-                <w:color w:val="000000"/>
-                <w:kern w:val="2"/>
-                <w:sz w:val="24"/>
-                <w:szCs w:val="24"/>
-              </w:rPr>
-            </w:pPr>
-            <w:r>
-              <w:rPr>
-                <w:rFonts w:hint="default" w:ascii="Times New Roman" w:hAnsi="Times New Roman" w:eastAsia="宋体" w:cs="Times New Roman"/>
+                <w:rFonts w:hint="default" w:ascii="Tinos" w:hAnsi="Tinos" w:eastAsia="Noto Serif SC" w:cs="Tinos"/>
+                <w:color w:val="000000"/>
+                <w:kern w:val="2"/>
+                <w:sz w:val="24"/>
+                <w:szCs w:val="24"/>
+              </w:rPr>
+            </w:pPr>
+            <w:r>
+              <w:rPr>
+                <w:rFonts w:hint="default" w:ascii="Tinos" w:hAnsi="Tinos" w:eastAsia="Noto Serif SC" w:cs="Tinos"/>
                 <w:color w:val="000000"/>
                 <w:kern w:val="2"/>
                 <w:sz w:val="24"/>
@@ -2335,7 +2335,7 @@
               <w:spacing w:before="56" w:line="239" w:lineRule="auto"/>
               <w:jc w:val="center"/>
               <w:rPr>
-                <w:rFonts w:hint="eastAsia" w:ascii="宋体" w:hAnsi="宋体" w:eastAsia="宋体" w:cs="宋体"/>
+                <w:rFonts w:hint="eastAsia" w:ascii="Tinos" w:hAnsi="Tinos" w:eastAsia="Noto Serif SC" w:cs="Tinos"/>
                 <w:color w:val="000000"/>
                 <w:kern w:val="2"/>
                 <w:sz w:val="28"/>
@@ -2344,7 +2344,7 @@
             </w:pPr>
             <w:r>
               <w:rPr>
-                <w:rFonts w:hint="eastAsia" w:ascii="宋体" w:hAnsi="宋体" w:eastAsia="宋体" w:cs="宋体"/>
+                <w:rFonts w:hint="eastAsia" w:ascii="Tinos" w:hAnsi="Tinos" w:eastAsia="Noto Serif SC" w:cs="Tinos"/>
                 <w:color w:val="000000"/>
                 <w:kern w:val="2"/>
                 <w:sz w:val="28"/>
@@ -2375,14 +2375,14 @@
         <w:jc w:val="left"/>
         <w:textAlignment w:val="auto"/>
         <w:rPr>
-          <w:rFonts w:hint="default" w:ascii="Times New Roman" w:hAnsi="Times New Roman" w:eastAsia="宋体" w:cs="Times New Roman"/>
+          <w:rFonts w:hint="default" w:ascii="Tinos" w:hAnsi="Tinos" w:eastAsia="Noto Serif SC" w:cs="Tinos"/>
           <w:sz w:val="21"/>
           <w:szCs w:val="21"/>
         </w:rPr>
       </w:pPr>
       <w:r>
         <w:rPr>
-          <w:rFonts w:hint="default" w:ascii="Times New Roman" w:hAnsi="Times New Roman" w:eastAsia="宋体" w:cs="Times New Roman"/>
+          <w:rFonts w:hint="default" w:ascii="Tinos" w:hAnsi="Tinos" w:eastAsia="Noto Serif SC" w:cs="Tinos"/>
           <w:color w:val="000000"/>
           <w:kern w:val="2"/>
           <w:sz w:val="21"/>
@@ -2392,7 +2392,7 @@
       </w:r>
       <w:r>
         <w:rPr>
-          <w:rFonts w:hint="default" w:ascii="Times New Roman" w:hAnsi="Times New Roman" w:eastAsia="宋体" w:cs="Times New Roman"/>
+          <w:rFonts w:hint="default" w:ascii="Tinos" w:hAnsi="Tinos" w:eastAsia="Noto Serif SC" w:cs="Tinos"/>
           <w:sz w:val="21"/>
           <w:szCs w:val="21"/>
         </w:rPr>
@@ -2414,7 +2414,7 @@
   <w:docDefaults>
     <w:rPrDefault>
       <w:rPr>
-        <w:rFonts w:asciiTheme="minorHAnsi" w:hAnsiTheme="minorHAnsi" w:eastAsiaTheme="minorEastAsia" w:cstheme="minorBidi"/>
+        <w:rFonts w:ascii="Tinos" w:hAnsi="Tinos" w:eastAsia="Noto Serif SC" w:cs="Tinos"/>
       </w:rPr>
     </w:rPrDefault>
     <w:pPrDefault/>
@@ -2678,7 +2678,7 @@
       <w:jc w:val="both"/>
     </w:pPr>
     <w:rPr>
-      <w:rFonts w:asciiTheme="minorHAnsi" w:hAnsiTheme="minorHAnsi" w:eastAsiaTheme="minorEastAsia" w:cstheme="minorBidi"/>
+      <w:rFonts w:ascii="Tinos" w:hAnsi="Tinos" w:eastAsia="Noto Serif SC" w:cs="Tinos"/>
       <w:sz w:val="21"/>
       <w:szCs w:val="22"/>
       <w:lang w:val="en-US" w:eastAsia="zh-CN" w:bidi="ar-SA"/>
@@ -2809,14 +2809,14 @@
     </a:clrScheme>
     <a:fontScheme name="Default">
       <a:majorFont>
-        <a:latin typeface="Times New Roman"/>
-        <a:ea typeface=""/>
-        <a:cs typeface=""/>
+        <a:latin typeface="Tinos"/>
+        <a:ea typeface="Noto Serif SC"/>
+        <a:cs typeface="Tinos"/>
       </a:majorFont>
       <a:minorFont>
-        <a:latin typeface="Times New Roman"/>
-        <a:ea typeface=""/>
-        <a:cs typeface=""/>
+        <a:latin typeface="Tinos"/>
+        <a:ea typeface="Noto Serif SC"/>
+        <a:cs typeface="Tinos"/>
       </a:minorFont>
     </a:fontScheme>
     <a:fmtScheme name="Default">

--- a/code/RuoYi-Vue-Plus/ruoyi-modules/ruoyi-lqg/src/main/resources/lqg/doc-templates/organoid_score.docx
+++ b/code/RuoYi-Vue-Plus/ruoyi-modules/ruoyi-lqg/src/main/resources/lqg/doc-templates/organoid_score.docx
@@ -66,13 +66,13 @@
               <w:spacing w:line="240" w:lineRule="atLeast"/>
               <w:jc w:val="center"/>
               <w:rPr>
-                <w:rFonts w:hint="eastAsia" w:ascii="Tinos" w:hAnsi="Tinos" w:eastAsia="Noto Serif SC" w:cs="Tinos"/>
+                <w:rFonts w:hint="eastAsia"/>
                 <w:b/>
               </w:rPr>
             </w:pPr>
             <w:r>
               <w:rPr>
-                <w:rFonts w:hint="eastAsia" w:ascii="Tinos" w:hAnsi="Tinos" w:eastAsia="Noto Serif SC" w:cs="Tinos"/>
+                <w:rFonts w:hint="eastAsia" w:ascii="Times New Roman" w:hAnsi="Times New Roman" w:eastAsia="宋体" w:cs="Times New Roman"/>
                 <w:b/>
                 <w:bCs/>
                 <w:color w:val="000000"/>
@@ -124,16 +124,16 @@
               <w:spacing w:before="56" w:line="239" w:lineRule="auto"/>
               <w:jc w:val="center"/>
               <w:rPr>
-                <w:rFonts w:hint="default" w:ascii="Tinos" w:hAnsi="Tinos" w:eastAsia="Noto Serif SC" w:cs="Tinos"/>
-                <w:color w:val="000000"/>
-                <w:kern w:val="2"/>
-                <w:sz w:val="24"/>
-                <w:szCs w:val="24"/>
-              </w:rPr>
-            </w:pPr>
-            <w:r>
-              <w:rPr>
-                <w:rFonts w:hint="default" w:ascii="Tinos" w:hAnsi="Tinos" w:eastAsia="Noto Serif SC" w:cs="Tinos"/>
+                <w:rFonts w:hint="default" w:ascii="Times New Roman" w:hAnsi="Times New Roman" w:eastAsia="宋体" w:cs="Times New Roman"/>
+                <w:color w:val="000000"/>
+                <w:kern w:val="2"/>
+                <w:sz w:val="24"/>
+                <w:szCs w:val="24"/>
+              </w:rPr>
+            </w:pPr>
+            <w:r>
+              <w:rPr>
+                <w:rFonts w:hint="default" w:ascii="Times New Roman" w:hAnsi="Times New Roman" w:eastAsia="宋体" w:cs="Times New Roman"/>
                 <w:color w:val="000000"/>
                 <w:kern w:val="2"/>
                 <w:sz w:val="24"/>
@@ -162,16 +162,16 @@
               <w:spacing w:before="56" w:line="239" w:lineRule="auto"/>
               <w:jc w:val="center"/>
               <w:rPr>
-                <w:rFonts w:hint="default" w:ascii="Tinos" w:hAnsi="Tinos" w:eastAsia="Noto Serif SC" w:cs="Tinos"/>
-                <w:color w:val="000000"/>
-                <w:kern w:val="2"/>
-                <w:sz w:val="24"/>
-                <w:szCs w:val="24"/>
-              </w:rPr>
-            </w:pPr>
-            <w:r>
-              <w:rPr>
-                <w:rFonts w:hint="default" w:ascii="Tinos" w:hAnsi="Tinos" w:eastAsia="Noto Serif SC" w:cs="Tinos"/>
+                <w:rFonts w:hint="default" w:ascii="Times New Roman" w:hAnsi="Times New Roman" w:eastAsia="宋体" w:cs="Times New Roman"/>
+                <w:color w:val="000000"/>
+                <w:kern w:val="2"/>
+                <w:sz w:val="24"/>
+                <w:szCs w:val="24"/>
+              </w:rPr>
+            </w:pPr>
+            <w:r>
+              <w:rPr>
+                <w:rFonts w:hint="default" w:ascii="Times New Roman" w:hAnsi="Times New Roman" w:eastAsia="宋体" w:cs="Times New Roman"/>
                 <w:color w:val="000000"/>
                 <w:kern w:val="2"/>
                 <w:sz w:val="24"/>
@@ -200,16 +200,16 @@
               <w:spacing w:before="56" w:line="239" w:lineRule="auto"/>
               <w:jc w:val="center"/>
               <w:rPr>
-                <w:rFonts w:hint="default" w:ascii="Tinos" w:hAnsi="Tinos" w:eastAsia="Noto Serif SC" w:cs="Tinos"/>
-                <w:color w:val="000000"/>
-                <w:kern w:val="2"/>
-                <w:sz w:val="24"/>
-                <w:szCs w:val="24"/>
-              </w:rPr>
-            </w:pPr>
-            <w:r>
-              <w:rPr>
-                <w:rFonts w:hint="default" w:ascii="Tinos" w:hAnsi="Tinos" w:eastAsia="Noto Serif SC" w:cs="Tinos"/>
+                <w:rFonts w:hint="default" w:ascii="Times New Roman" w:hAnsi="Times New Roman" w:eastAsia="宋体" w:cs="Times New Roman"/>
+                <w:color w:val="000000"/>
+                <w:kern w:val="2"/>
+                <w:sz w:val="24"/>
+                <w:szCs w:val="24"/>
+              </w:rPr>
+            </w:pPr>
+            <w:r>
+              <w:rPr>
+                <w:rFonts w:hint="default" w:ascii="Times New Roman" w:hAnsi="Times New Roman" w:eastAsia="宋体" w:cs="Times New Roman"/>
                 <w:color w:val="000000"/>
                 <w:kern w:val="2"/>
                 <w:sz w:val="24"/>
@@ -238,7 +238,7 @@
               <w:spacing w:before="56" w:line="239" w:lineRule="auto"/>
               <w:jc w:val="center"/>
               <w:rPr>
-                <w:rFonts w:hint="eastAsia" w:ascii="Tinos" w:hAnsi="Tinos" w:eastAsia="Noto Serif SC" w:cs="Tinos"/>
+                <w:rFonts w:hint="eastAsia" w:ascii="宋体" w:hAnsi="宋体" w:eastAsia="宋体" w:cs="宋体"/>
                 <w:color w:val="000000"/>
                 <w:kern w:val="2"/>
                 <w:sz w:val="28"/>
@@ -247,7 +247,7 @@
             </w:pPr>
             <w:r>
               <w:rPr>
-                <w:rFonts w:hint="eastAsia" w:ascii="Tinos" w:hAnsi="Tinos" w:eastAsia="Noto Serif SC" w:cs="Tinos"/>
+                <w:rFonts w:hint="eastAsia" w:ascii="Times New Roman" w:hAnsi="Times New Roman" w:eastAsia="宋体" w:cs="Times New Roman"/>
                 <w:color w:val="000000"/>
                 <w:kern w:val="2"/>
                 <w:sz w:val="24"/>
@@ -297,16 +297,16 @@
               <w:spacing w:before="56" w:line="239" w:lineRule="auto"/>
               <w:jc w:val="center"/>
               <w:rPr>
-                <w:rFonts w:hint="default" w:ascii="Tinos" w:hAnsi="Tinos" w:eastAsia="Noto Serif SC" w:cs="Tinos"/>
-                <w:color w:val="000000"/>
-                <w:kern w:val="2"/>
-                <w:sz w:val="24"/>
-                <w:szCs w:val="24"/>
-              </w:rPr>
-            </w:pPr>
-            <w:r>
-              <w:rPr>
-                <w:rFonts w:hint="default" w:ascii="Tinos" w:hAnsi="Tinos" w:eastAsia="Noto Serif SC" w:cs="Tinos"/>
+                <w:rFonts w:hint="default" w:ascii="Times New Roman" w:hAnsi="Times New Roman" w:eastAsia="宋体" w:cs="Times New Roman"/>
+                <w:color w:val="000000"/>
+                <w:kern w:val="2"/>
+                <w:sz w:val="24"/>
+                <w:szCs w:val="24"/>
+              </w:rPr>
+            </w:pPr>
+            <w:r>
+              <w:rPr>
+                <w:rFonts w:hint="default" w:ascii="Times New Roman" w:hAnsi="Times New Roman" w:eastAsia="宋体" w:cs="Times New Roman"/>
                 <w:color w:val="000000"/>
                 <w:kern w:val="2"/>
                 <w:sz w:val="24"/>
@@ -335,16 +335,16 @@
               <w:spacing w:before="56" w:line="239" w:lineRule="auto"/>
               <w:jc w:val="center"/>
               <w:rPr>
-                <w:rFonts w:hint="default" w:ascii="Tinos" w:hAnsi="Tinos" w:eastAsia="Noto Serif SC" w:cs="Tinos"/>
-                <w:color w:val="000000"/>
-                <w:kern w:val="2"/>
-                <w:sz w:val="24"/>
-                <w:szCs w:val="24"/>
-              </w:rPr>
-            </w:pPr>
-            <w:r>
-              <w:rPr>
-                <w:rFonts w:hint="default" w:ascii="Tinos" w:hAnsi="Tinos" w:eastAsia="Noto Serif SC" w:cs="Tinos"/>
+                <w:rFonts w:hint="default" w:ascii="Times New Roman" w:hAnsi="Times New Roman" w:eastAsia="宋体" w:cs="Times New Roman"/>
+                <w:color w:val="000000"/>
+                <w:kern w:val="2"/>
+                <w:sz w:val="24"/>
+                <w:szCs w:val="24"/>
+              </w:rPr>
+            </w:pPr>
+            <w:r>
+              <w:rPr>
+                <w:rFonts w:hint="default" w:ascii="Times New Roman" w:hAnsi="Times New Roman" w:eastAsia="宋体" w:cs="Times New Roman"/>
                 <w:color w:val="000000"/>
                 <w:kern w:val="2"/>
                 <w:sz w:val="24"/>
@@ -373,16 +373,16 @@
               <w:spacing w:before="56" w:line="239" w:lineRule="auto"/>
               <w:jc w:val="center"/>
               <w:rPr>
-                <w:rFonts w:hint="default" w:ascii="Tinos" w:hAnsi="Tinos" w:eastAsia="Noto Serif SC" w:cs="Tinos"/>
-                <w:color w:val="000000"/>
-                <w:kern w:val="2"/>
-                <w:sz w:val="24"/>
-                <w:szCs w:val="24"/>
-              </w:rPr>
-            </w:pPr>
-            <w:r>
-              <w:rPr>
-                <w:rFonts w:hint="default" w:ascii="Tinos" w:hAnsi="Tinos" w:eastAsia="Noto Serif SC" w:cs="Tinos"/>
+                <w:rFonts w:hint="default" w:ascii="Times New Roman" w:hAnsi="Times New Roman" w:eastAsia="宋体" w:cs="Times New Roman"/>
+                <w:color w:val="000000"/>
+                <w:kern w:val="2"/>
+                <w:sz w:val="24"/>
+                <w:szCs w:val="24"/>
+              </w:rPr>
+            </w:pPr>
+            <w:r>
+              <w:rPr>
+                <w:rFonts w:hint="default" w:ascii="Times New Roman" w:hAnsi="Times New Roman" w:eastAsia="宋体" w:cs="Times New Roman"/>
                 <w:color w:val="000000"/>
                 <w:kern w:val="2"/>
                 <w:sz w:val="24"/>
@@ -411,7 +411,7 @@
               <w:spacing w:before="56" w:line="239" w:lineRule="auto"/>
               <w:jc w:val="center"/>
               <w:rPr>
-                <w:rFonts w:hint="eastAsia" w:ascii="Tinos" w:hAnsi="Tinos" w:eastAsia="Noto Serif SC" w:cs="Tinos"/>
+                <w:rFonts w:hint="eastAsia" w:ascii="宋体" w:hAnsi="宋体" w:eastAsia="宋体" w:cs="宋体"/>
                 <w:color w:val="000000"/>
                 <w:kern w:val="2"/>
                 <w:sz w:val="28"/>
@@ -420,7 +420,7 @@
             </w:pPr>
             <w:r>
               <w:rPr>
-                <w:rFonts w:hint="eastAsia" w:ascii="Tinos" w:hAnsi="Tinos" w:eastAsia="Noto Serif SC" w:cs="Tinos"/>
+                <w:rFonts w:hint="eastAsia" w:ascii="宋体" w:hAnsi="宋体" w:eastAsia="宋体" w:cs="宋体"/>
                 <w:color w:val="000000"/>
                 <w:kern w:val="2"/>
                 <w:sz w:val="28"/>
@@ -469,7 +469,7 @@
               <w:spacing w:before="56" w:line="239" w:lineRule="auto"/>
               <w:jc w:val="center"/>
               <w:rPr>
-                <w:rFonts w:hint="default" w:ascii="Tinos" w:hAnsi="Tinos" w:eastAsia="Noto Serif SC" w:cs="Tinos"/>
+                <w:rFonts w:hint="default" w:ascii="Times New Roman" w:hAnsi="Times New Roman" w:eastAsia="宋体" w:cs="Times New Roman"/>
                 <w:color w:val="000000"/>
                 <w:kern w:val="2"/>
                 <w:sz w:val="24"/>
@@ -497,16 +497,16 @@
               <w:spacing w:before="56" w:line="239" w:lineRule="auto"/>
               <w:jc w:val="center"/>
               <w:rPr>
-                <w:rFonts w:hint="default" w:ascii="Tinos" w:hAnsi="Tinos" w:eastAsia="Noto Serif SC" w:cs="Tinos"/>
-                <w:color w:val="000000"/>
-                <w:kern w:val="2"/>
-                <w:sz w:val="24"/>
-                <w:szCs w:val="24"/>
-              </w:rPr>
-            </w:pPr>
-            <w:r>
-              <w:rPr>
-                <w:rFonts w:hint="default" w:ascii="Tinos" w:hAnsi="Tinos" w:eastAsia="Noto Serif SC" w:cs="Tinos"/>
+                <w:rFonts w:hint="default" w:ascii="Times New Roman" w:hAnsi="Times New Roman" w:eastAsia="宋体" w:cs="Times New Roman"/>
+                <w:color w:val="000000"/>
+                <w:kern w:val="2"/>
+                <w:sz w:val="24"/>
+                <w:szCs w:val="24"/>
+              </w:rPr>
+            </w:pPr>
+            <w:r>
+              <w:rPr>
+                <w:rFonts w:hint="default" w:ascii="Times New Roman" w:hAnsi="Times New Roman" w:eastAsia="宋体" w:cs="Times New Roman"/>
                 <w:color w:val="000000"/>
                 <w:kern w:val="2"/>
                 <w:sz w:val="24"/>
@@ -535,16 +535,16 @@
               <w:spacing w:before="56" w:line="239" w:lineRule="auto"/>
               <w:jc w:val="center"/>
               <w:rPr>
-                <w:rFonts w:hint="default" w:ascii="Tinos" w:hAnsi="Tinos" w:eastAsia="Noto Serif SC" w:cs="Tinos"/>
-                <w:color w:val="000000"/>
-                <w:kern w:val="2"/>
-                <w:sz w:val="24"/>
-                <w:szCs w:val="24"/>
-              </w:rPr>
-            </w:pPr>
-            <w:r>
-              <w:rPr>
-                <w:rFonts w:hint="default" w:ascii="Tinos" w:hAnsi="Tinos" w:eastAsia="Noto Serif SC" w:cs="Tinos"/>
+                <w:rFonts w:hint="default" w:ascii="Times New Roman" w:hAnsi="Times New Roman" w:eastAsia="宋体" w:cs="Times New Roman"/>
+                <w:color w:val="000000"/>
+                <w:kern w:val="2"/>
+                <w:sz w:val="24"/>
+                <w:szCs w:val="24"/>
+              </w:rPr>
+            </w:pPr>
+            <w:r>
+              <w:rPr>
+                <w:rFonts w:hint="default" w:ascii="Times New Roman" w:hAnsi="Times New Roman" w:eastAsia="宋体" w:cs="Times New Roman"/>
                 <w:color w:val="000000"/>
                 <w:kern w:val="2"/>
                 <w:sz w:val="24"/>
@@ -572,7 +572,7 @@
               <w:spacing w:before="56" w:line="239" w:lineRule="auto"/>
               <w:jc w:val="center"/>
               <w:rPr>
-                <w:rFonts w:hint="eastAsia" w:ascii="Tinos" w:hAnsi="Tinos" w:eastAsia="Noto Serif SC" w:cs="Tinos"/>
+                <w:rFonts w:hint="eastAsia" w:ascii="宋体" w:hAnsi="宋体" w:eastAsia="宋体" w:cs="宋体"/>
                 <w:color w:val="000000"/>
                 <w:kern w:val="2"/>
                 <w:sz w:val="28"/>
@@ -621,7 +621,7 @@
               <w:spacing w:before="56" w:line="239" w:lineRule="auto"/>
               <w:jc w:val="center"/>
               <w:rPr>
-                <w:rFonts w:hint="default" w:ascii="Tinos" w:hAnsi="Tinos" w:eastAsia="Noto Serif SC" w:cs="Tinos"/>
+                <w:rFonts w:hint="default" w:ascii="Times New Roman" w:hAnsi="Times New Roman" w:eastAsia="宋体" w:cs="Times New Roman"/>
                 <w:color w:val="000000"/>
                 <w:kern w:val="2"/>
                 <w:sz w:val="24"/>
@@ -649,16 +649,16 @@
               <w:spacing w:before="56" w:line="239" w:lineRule="auto"/>
               <w:jc w:val="center"/>
               <w:rPr>
-                <w:rFonts w:hint="default" w:ascii="Tinos" w:hAnsi="Tinos" w:eastAsia="Noto Serif SC" w:cs="Tinos"/>
-                <w:color w:val="000000"/>
-                <w:kern w:val="2"/>
-                <w:sz w:val="24"/>
-                <w:szCs w:val="24"/>
-              </w:rPr>
-            </w:pPr>
-            <w:r>
-              <w:rPr>
-                <w:rFonts w:hint="default" w:ascii="Tinos" w:hAnsi="Tinos" w:eastAsia="Noto Serif SC" w:cs="Tinos"/>
+                <w:rFonts w:hint="default" w:ascii="Times New Roman" w:hAnsi="Times New Roman" w:eastAsia="宋体" w:cs="Times New Roman"/>
+                <w:color w:val="000000"/>
+                <w:kern w:val="2"/>
+                <w:sz w:val="24"/>
+                <w:szCs w:val="24"/>
+              </w:rPr>
+            </w:pPr>
+            <w:r>
+              <w:rPr>
+                <w:rFonts w:hint="default" w:ascii="Times New Roman" w:hAnsi="Times New Roman" w:eastAsia="宋体" w:cs="Times New Roman"/>
                 <w:color w:val="000000"/>
                 <w:kern w:val="2"/>
                 <w:sz w:val="24"/>
@@ -687,16 +687,16 @@
               <w:spacing w:before="56" w:line="239" w:lineRule="auto"/>
               <w:jc w:val="center"/>
               <w:rPr>
-                <w:rFonts w:hint="default" w:ascii="Tinos" w:hAnsi="Tinos" w:eastAsia="Noto Serif SC" w:cs="Tinos"/>
-                <w:color w:val="000000"/>
-                <w:kern w:val="2"/>
-                <w:sz w:val="24"/>
-                <w:szCs w:val="24"/>
-              </w:rPr>
-            </w:pPr>
-            <w:r>
-              <w:rPr>
-                <w:rFonts w:hint="default" w:ascii="Tinos" w:hAnsi="Tinos" w:eastAsia="Noto Serif SC" w:cs="Tinos"/>
+                <w:rFonts w:hint="default" w:ascii="Times New Roman" w:hAnsi="Times New Roman" w:eastAsia="宋体" w:cs="Times New Roman"/>
+                <w:color w:val="000000"/>
+                <w:kern w:val="2"/>
+                <w:sz w:val="24"/>
+                <w:szCs w:val="24"/>
+              </w:rPr>
+            </w:pPr>
+            <w:r>
+              <w:rPr>
+                <w:rFonts w:hint="default" w:ascii="Times New Roman" w:hAnsi="Times New Roman" w:eastAsia="宋体" w:cs="Times New Roman"/>
                 <w:color w:val="000000"/>
                 <w:kern w:val="2"/>
                 <w:sz w:val="24"/>
@@ -725,7 +725,7 @@
               <w:spacing w:before="56" w:line="239" w:lineRule="auto"/>
               <w:jc w:val="center"/>
               <w:rPr>
-                <w:rFonts w:hint="eastAsia" w:ascii="Tinos" w:hAnsi="Tinos" w:eastAsia="Noto Serif SC" w:cs="Tinos"/>
+                <w:rFonts w:hint="eastAsia" w:ascii="宋体" w:hAnsi="宋体" w:eastAsia="宋体" w:cs="宋体"/>
                 <w:color w:val="000000"/>
                 <w:kern w:val="2"/>
                 <w:sz w:val="28"/>
@@ -774,16 +774,16 @@
               <w:spacing w:before="56" w:line="239" w:lineRule="auto"/>
               <w:jc w:val="center"/>
               <w:rPr>
-                <w:rFonts w:hint="default" w:ascii="Tinos" w:hAnsi="Tinos" w:eastAsia="Noto Serif SC" w:cs="Tinos"/>
-                <w:color w:val="000000"/>
-                <w:kern w:val="2"/>
-                <w:sz w:val="24"/>
-                <w:szCs w:val="24"/>
-              </w:rPr>
-            </w:pPr>
-            <w:r>
-              <w:rPr>
-                <w:rFonts w:hint="default" w:ascii="Tinos" w:hAnsi="Tinos" w:eastAsia="Noto Serif SC" w:cs="Tinos"/>
+                <w:rFonts w:hint="default" w:ascii="Times New Roman" w:hAnsi="Times New Roman" w:eastAsia="宋体" w:cs="Times New Roman"/>
+                <w:color w:val="000000"/>
+                <w:kern w:val="2"/>
+                <w:sz w:val="24"/>
+                <w:szCs w:val="24"/>
+              </w:rPr>
+            </w:pPr>
+            <w:r>
+              <w:rPr>
+                <w:rFonts w:hint="default" w:ascii="Times New Roman" w:hAnsi="Times New Roman" w:eastAsia="宋体" w:cs="Times New Roman"/>
                 <w:color w:val="000000"/>
                 <w:kern w:val="2"/>
                 <w:sz w:val="24"/>
@@ -812,16 +812,16 @@
               <w:spacing w:before="56" w:line="239" w:lineRule="auto"/>
               <w:jc w:val="center"/>
               <w:rPr>
-                <w:rFonts w:hint="default" w:ascii="Tinos" w:hAnsi="Tinos" w:eastAsia="Noto Serif SC" w:cs="Tinos"/>
-                <w:color w:val="000000"/>
-                <w:kern w:val="2"/>
-                <w:sz w:val="24"/>
-                <w:szCs w:val="24"/>
-              </w:rPr>
-            </w:pPr>
-            <w:r>
-              <w:rPr>
-                <w:rFonts w:hint="default" w:ascii="Tinos" w:hAnsi="Tinos" w:eastAsia="Noto Serif SC" w:cs="Tinos"/>
+                <w:rFonts w:hint="default" w:ascii="Times New Roman" w:hAnsi="Times New Roman" w:eastAsia="宋体" w:cs="Times New Roman"/>
+                <w:color w:val="000000"/>
+                <w:kern w:val="2"/>
+                <w:sz w:val="24"/>
+                <w:szCs w:val="24"/>
+              </w:rPr>
+            </w:pPr>
+            <w:r>
+              <w:rPr>
+                <w:rFonts w:hint="default" w:ascii="Times New Roman" w:hAnsi="Times New Roman" w:eastAsia="宋体" w:cs="Times New Roman"/>
                 <w:color w:val="000000"/>
                 <w:kern w:val="2"/>
                 <w:sz w:val="24"/>
@@ -850,16 +850,16 @@
               <w:spacing w:before="56" w:line="239" w:lineRule="auto"/>
               <w:jc w:val="center"/>
               <w:rPr>
-                <w:rFonts w:hint="default" w:ascii="Tinos" w:hAnsi="Tinos" w:eastAsia="Noto Serif SC" w:cs="Tinos"/>
-                <w:color w:val="000000"/>
-                <w:kern w:val="2"/>
-                <w:sz w:val="24"/>
-                <w:szCs w:val="24"/>
-              </w:rPr>
-            </w:pPr>
-            <w:r>
-              <w:rPr>
-                <w:rFonts w:hint="default" w:ascii="Tinos" w:hAnsi="Tinos" w:eastAsia="Noto Serif SC" w:cs="Tinos"/>
+                <w:rFonts w:hint="default" w:ascii="Times New Roman" w:hAnsi="Times New Roman" w:eastAsia="宋体" w:cs="Times New Roman"/>
+                <w:color w:val="000000"/>
+                <w:kern w:val="2"/>
+                <w:sz w:val="24"/>
+                <w:szCs w:val="24"/>
+              </w:rPr>
+            </w:pPr>
+            <w:r>
+              <w:rPr>
+                <w:rFonts w:hint="default" w:ascii="Times New Roman" w:hAnsi="Times New Roman" w:eastAsia="宋体" w:cs="Times New Roman"/>
                 <w:color w:val="000000"/>
                 <w:kern w:val="2"/>
                 <w:sz w:val="24"/>
@@ -888,7 +888,7 @@
               <w:spacing w:before="56" w:line="239" w:lineRule="auto"/>
               <w:jc w:val="center"/>
               <w:rPr>
-                <w:rFonts w:hint="eastAsia" w:ascii="Tinos" w:hAnsi="Tinos" w:eastAsia="Noto Serif SC" w:cs="Tinos"/>
+                <w:rFonts w:hint="eastAsia" w:ascii="宋体" w:hAnsi="宋体" w:eastAsia="宋体" w:cs="宋体"/>
                 <w:color w:val="000000"/>
                 <w:kern w:val="2"/>
                 <w:sz w:val="28"/>
@@ -897,7 +897,7 @@
             </w:pPr>
             <w:r>
               <w:rPr>
-                <w:rFonts w:hint="eastAsia" w:ascii="Tinos" w:hAnsi="Tinos" w:eastAsia="Noto Serif SC" w:cs="Tinos"/>
+                <w:rFonts w:hint="eastAsia" w:ascii="宋体" w:hAnsi="宋体" w:eastAsia="宋体" w:cs="宋体"/>
                 <w:color w:val="000000"/>
                 <w:kern w:val="2"/>
                 <w:sz w:val="28"/>
@@ -947,7 +947,7 @@
               <w:spacing w:before="56" w:line="239" w:lineRule="auto"/>
               <w:jc w:val="center"/>
               <w:rPr>
-                <w:rFonts w:hint="default" w:ascii="Tinos" w:hAnsi="Tinos" w:eastAsia="Noto Serif SC" w:cs="Tinos"/>
+                <w:rFonts w:hint="default" w:ascii="Times New Roman" w:hAnsi="Times New Roman" w:eastAsia="宋体" w:cs="Times New Roman"/>
                 <w:color w:val="000000"/>
                 <w:kern w:val="2"/>
                 <w:sz w:val="24"/>
@@ -975,16 +975,16 @@
               <w:spacing w:before="56" w:line="239" w:lineRule="auto"/>
               <w:jc w:val="center"/>
               <w:rPr>
-                <w:rFonts w:hint="default" w:ascii="Tinos" w:hAnsi="Tinos" w:eastAsia="Noto Serif SC" w:cs="Tinos"/>
-                <w:color w:val="000000"/>
-                <w:kern w:val="2"/>
-                <w:sz w:val="24"/>
-                <w:szCs w:val="24"/>
-              </w:rPr>
-            </w:pPr>
-            <w:r>
-              <w:rPr>
-                <w:rFonts w:hint="default" w:ascii="Tinos" w:hAnsi="Tinos" w:eastAsia="Noto Serif SC" w:cs="Tinos"/>
+                <w:rFonts w:hint="default" w:ascii="Times New Roman" w:hAnsi="Times New Roman" w:eastAsia="宋体" w:cs="Times New Roman"/>
+                <w:color w:val="000000"/>
+                <w:kern w:val="2"/>
+                <w:sz w:val="24"/>
+                <w:szCs w:val="24"/>
+              </w:rPr>
+            </w:pPr>
+            <w:r>
+              <w:rPr>
+                <w:rFonts w:hint="default" w:ascii="Times New Roman" w:hAnsi="Times New Roman" w:eastAsia="宋体" w:cs="Times New Roman"/>
                 <w:color w:val="000000"/>
                 <w:kern w:val="2"/>
                 <w:sz w:val="24"/>
@@ -1013,16 +1013,16 @@
               <w:spacing w:before="56" w:line="239" w:lineRule="auto"/>
               <w:jc w:val="center"/>
               <w:rPr>
-                <w:rFonts w:hint="default" w:ascii="Tinos" w:hAnsi="Tinos" w:eastAsia="Noto Serif SC" w:cs="Tinos"/>
-                <w:color w:val="000000"/>
-                <w:kern w:val="2"/>
-                <w:sz w:val="24"/>
-                <w:szCs w:val="24"/>
-              </w:rPr>
-            </w:pPr>
-            <w:r>
-              <w:rPr>
-                <w:rFonts w:hint="default" w:ascii="Tinos" w:hAnsi="Tinos" w:eastAsia="Noto Serif SC" w:cs="Tinos"/>
+                <w:rFonts w:hint="default" w:ascii="Times New Roman" w:hAnsi="Times New Roman" w:eastAsia="宋体" w:cs="Times New Roman"/>
+                <w:color w:val="000000"/>
+                <w:kern w:val="2"/>
+                <w:sz w:val="24"/>
+                <w:szCs w:val="24"/>
+              </w:rPr>
+            </w:pPr>
+            <w:r>
+              <w:rPr>
+                <w:rFonts w:hint="default" w:ascii="Times New Roman" w:hAnsi="Times New Roman" w:eastAsia="宋体" w:cs="Times New Roman"/>
                 <w:color w:val="000000"/>
                 <w:kern w:val="2"/>
                 <w:sz w:val="24"/>
@@ -1051,7 +1051,7 @@
               <w:spacing w:before="56" w:line="239" w:lineRule="auto"/>
               <w:jc w:val="center"/>
               <w:rPr>
-                <w:rFonts w:hint="eastAsia" w:ascii="Tinos" w:hAnsi="Tinos" w:eastAsia="Noto Serif SC" w:cs="Tinos"/>
+                <w:rFonts w:hint="eastAsia" w:ascii="宋体" w:hAnsi="宋体" w:eastAsia="宋体" w:cs="宋体"/>
                 <w:color w:val="000000"/>
                 <w:kern w:val="2"/>
                 <w:sz w:val="28"/>
@@ -1100,16 +1100,16 @@
               <w:spacing w:before="56" w:line="239" w:lineRule="auto"/>
               <w:jc w:val="center"/>
               <w:rPr>
-                <w:rFonts w:hint="default" w:ascii="Tinos" w:hAnsi="Tinos" w:eastAsia="Noto Serif SC" w:cs="Tinos"/>
-                <w:color w:val="000000"/>
-                <w:kern w:val="2"/>
-                <w:sz w:val="24"/>
-                <w:szCs w:val="24"/>
-              </w:rPr>
-            </w:pPr>
-            <w:r>
-              <w:rPr>
-                <w:rFonts w:hint="default" w:ascii="Tinos" w:hAnsi="Tinos" w:eastAsia="Noto Serif SC" w:cs="Tinos"/>
+                <w:rFonts w:hint="default" w:ascii="Times New Roman" w:hAnsi="Times New Roman" w:eastAsia="宋体" w:cs="Times New Roman"/>
+                <w:color w:val="000000"/>
+                <w:kern w:val="2"/>
+                <w:sz w:val="24"/>
+                <w:szCs w:val="24"/>
+              </w:rPr>
+            </w:pPr>
+            <w:r>
+              <w:rPr>
+                <w:rFonts w:hint="default" w:ascii="Times New Roman" w:hAnsi="Times New Roman" w:eastAsia="宋体" w:cs="Times New Roman"/>
                 <w:color w:val="000000"/>
                 <w:kern w:val="2"/>
                 <w:sz w:val="24"/>
@@ -1137,16 +1137,16 @@
               <w:jc w:val="center"/>
               <w:textAlignment w:val="auto"/>
               <w:rPr>
-                <w:rFonts w:hint="default" w:ascii="Tinos" w:hAnsi="Tinos" w:eastAsia="Noto Serif SC" w:cs="Tinos"/>
-                <w:color w:val="000000"/>
-                <w:kern w:val="2"/>
-                <w:sz w:val="24"/>
-                <w:szCs w:val="24"/>
-              </w:rPr>
-            </w:pPr>
-            <w:r>
-              <w:rPr>
-                <w:rFonts w:hint="default" w:ascii="Tinos" w:hAnsi="Tinos" w:eastAsia="Noto Serif SC" w:cs="Tinos"/>
+                <w:rFonts w:hint="default" w:ascii="Times New Roman" w:hAnsi="Times New Roman" w:eastAsia="宋体" w:cs="Times New Roman"/>
+                <w:color w:val="000000"/>
+                <w:kern w:val="2"/>
+                <w:sz w:val="24"/>
+                <w:szCs w:val="24"/>
+              </w:rPr>
+            </w:pPr>
+            <w:r>
+              <w:rPr>
+                <w:rFonts w:hint="default" w:ascii="Times New Roman" w:hAnsi="Times New Roman" w:eastAsia="宋体" w:cs="Times New Roman"/>
                 <w:color w:val="000000"/>
                 <w:kern w:val="2"/>
                 <w:sz w:val="24"/>
@@ -1175,16 +1175,16 @@
               <w:spacing w:before="56" w:line="239" w:lineRule="auto"/>
               <w:jc w:val="center"/>
               <w:rPr>
-                <w:rFonts w:hint="default" w:ascii="Tinos" w:hAnsi="Tinos" w:eastAsia="Noto Serif SC" w:cs="Tinos"/>
-                <w:color w:val="000000"/>
-                <w:kern w:val="2"/>
-                <w:sz w:val="24"/>
-                <w:szCs w:val="24"/>
-              </w:rPr>
-            </w:pPr>
-            <w:r>
-              <w:rPr>
-                <w:rFonts w:hint="default" w:ascii="Tinos" w:hAnsi="Tinos" w:eastAsia="Noto Serif SC" w:cs="Tinos"/>
+                <w:rFonts w:hint="default" w:ascii="Times New Roman" w:hAnsi="Times New Roman" w:eastAsia="宋体" w:cs="Times New Roman"/>
+                <w:color w:val="000000"/>
+                <w:kern w:val="2"/>
+                <w:sz w:val="24"/>
+                <w:szCs w:val="24"/>
+              </w:rPr>
+            </w:pPr>
+            <w:r>
+              <w:rPr>
+                <w:rFonts w:hint="default" w:ascii="Times New Roman" w:hAnsi="Times New Roman" w:eastAsia="宋体" w:cs="Times New Roman"/>
                 <w:color w:val="000000"/>
                 <w:kern w:val="2"/>
                 <w:sz w:val="24"/>
@@ -1213,16 +1213,16 @@
               <w:spacing w:before="56" w:line="239" w:lineRule="auto"/>
               <w:jc w:val="center"/>
               <w:rPr>
-                <w:rFonts w:hint="default" w:ascii="Tinos" w:hAnsi="Tinos" w:eastAsia="Noto Serif SC" w:cs="Tinos"/>
-                <w:color w:val="000000"/>
-                <w:kern w:val="2"/>
-                <w:sz w:val="24"/>
-                <w:szCs w:val="24"/>
-              </w:rPr>
-            </w:pPr>
-            <w:r>
-              <w:rPr>
-                <w:rFonts w:hint="default" w:ascii="Tinos" w:hAnsi="Tinos" w:eastAsia="Noto Serif SC" w:cs="Tinos"/>
+                <w:rFonts w:hint="default" w:ascii="Times New Roman" w:hAnsi="Times New Roman" w:eastAsia="宋体" w:cs="Times New Roman"/>
+                <w:color w:val="000000"/>
+                <w:kern w:val="2"/>
+                <w:sz w:val="24"/>
+                <w:szCs w:val="24"/>
+              </w:rPr>
+            </w:pPr>
+            <w:r>
+              <w:rPr>
+                <w:rFonts w:hint="default" w:ascii="Times New Roman" w:hAnsi="Times New Roman" w:eastAsia="宋体" w:cs="Times New Roman"/>
                 <w:color w:val="000000"/>
                 <w:kern w:val="2"/>
                 <w:sz w:val="24"/>
@@ -1251,7 +1251,7 @@
               <w:spacing w:before="56" w:line="239" w:lineRule="auto"/>
               <w:jc w:val="center"/>
               <w:rPr>
-                <w:rFonts w:hint="eastAsia" w:ascii="Tinos" w:hAnsi="Tinos" w:eastAsia="Noto Serif SC" w:cs="Tinos"/>
+                <w:rFonts w:hint="eastAsia" w:ascii="宋体" w:hAnsi="宋体" w:eastAsia="宋体" w:cs="宋体"/>
                 <w:color w:val="000000"/>
                 <w:kern w:val="2"/>
                 <w:sz w:val="28"/>
@@ -1260,7 +1260,7 @@
             </w:pPr>
             <w:r>
               <w:rPr>
-                <w:rFonts w:hint="eastAsia" w:ascii="Tinos" w:hAnsi="Tinos" w:eastAsia="Noto Serif SC" w:cs="Tinos"/>
+                <w:rFonts w:hint="eastAsia" w:ascii="宋体" w:hAnsi="宋体" w:eastAsia="宋体" w:cs="宋体"/>
                 <w:color w:val="000000"/>
                 <w:kern w:val="2"/>
                 <w:sz w:val="28"/>
@@ -1309,7 +1309,7 @@
               <w:spacing w:before="56" w:line="239" w:lineRule="auto"/>
               <w:jc w:val="center"/>
               <w:rPr>
-                <w:rFonts w:hint="default" w:ascii="Tinos" w:hAnsi="Tinos" w:eastAsia="Noto Serif SC" w:cs="Tinos"/>
+                <w:rFonts w:hint="default" w:ascii="Times New Roman" w:hAnsi="Times New Roman" w:eastAsia="宋体" w:cs="Times New Roman"/>
                 <w:color w:val="000000"/>
                 <w:kern w:val="2"/>
                 <w:sz w:val="24"/>
@@ -1337,16 +1337,16 @@
               <w:spacing w:before="56" w:line="239" w:lineRule="auto"/>
               <w:jc w:val="center"/>
               <w:rPr>
-                <w:rFonts w:hint="default" w:ascii="Tinos" w:hAnsi="Tinos" w:eastAsia="Noto Serif SC" w:cs="Tinos"/>
-                <w:color w:val="000000"/>
-                <w:kern w:val="2"/>
-                <w:sz w:val="24"/>
-                <w:szCs w:val="24"/>
-              </w:rPr>
-            </w:pPr>
-            <w:r>
-              <w:rPr>
-                <w:rFonts w:hint="default" w:ascii="Tinos" w:hAnsi="Tinos" w:eastAsia="Noto Serif SC" w:cs="Tinos"/>
+                <w:rFonts w:hint="default" w:ascii="Times New Roman" w:hAnsi="Times New Roman" w:eastAsia="宋体" w:cs="Times New Roman"/>
+                <w:color w:val="000000"/>
+                <w:kern w:val="2"/>
+                <w:sz w:val="24"/>
+                <w:szCs w:val="24"/>
+              </w:rPr>
+            </w:pPr>
+            <w:r>
+              <w:rPr>
+                <w:rFonts w:hint="default" w:ascii="Times New Roman" w:hAnsi="Times New Roman" w:eastAsia="宋体" w:cs="Times New Roman"/>
                 <w:color w:val="000000"/>
                 <w:kern w:val="2"/>
                 <w:sz w:val="24"/>
@@ -1375,16 +1375,16 @@
               <w:spacing w:before="56" w:line="239" w:lineRule="auto"/>
               <w:jc w:val="center"/>
               <w:rPr>
-                <w:rFonts w:hint="default" w:ascii="Tinos" w:hAnsi="Tinos" w:eastAsia="Noto Serif SC" w:cs="Tinos"/>
-                <w:color w:val="000000"/>
-                <w:kern w:val="2"/>
-                <w:sz w:val="24"/>
-                <w:szCs w:val="24"/>
-              </w:rPr>
-            </w:pPr>
-            <w:r>
-              <w:rPr>
-                <w:rFonts w:hint="default" w:ascii="Tinos" w:hAnsi="Tinos" w:eastAsia="Noto Serif SC" w:cs="Tinos"/>
+                <w:rFonts w:hint="default" w:ascii="Times New Roman" w:hAnsi="Times New Roman" w:eastAsia="宋体" w:cs="Times New Roman"/>
+                <w:color w:val="000000"/>
+                <w:kern w:val="2"/>
+                <w:sz w:val="24"/>
+                <w:szCs w:val="24"/>
+              </w:rPr>
+            </w:pPr>
+            <w:r>
+              <w:rPr>
+                <w:rFonts w:hint="default" w:ascii="Times New Roman" w:hAnsi="Times New Roman" w:eastAsia="宋体" w:cs="Times New Roman"/>
                 <w:color w:val="000000"/>
                 <w:kern w:val="2"/>
                 <w:sz w:val="24"/>
@@ -1412,7 +1412,7 @@
               <w:spacing w:before="56" w:line="239" w:lineRule="auto"/>
               <w:jc w:val="center"/>
               <w:rPr>
-                <w:rFonts w:hint="eastAsia" w:ascii="Tinos" w:hAnsi="Tinos" w:eastAsia="Noto Serif SC" w:cs="Tinos"/>
+                <w:rFonts w:hint="eastAsia" w:ascii="宋体" w:hAnsi="宋体" w:eastAsia="宋体" w:cs="宋体"/>
                 <w:color w:val="000000"/>
                 <w:kern w:val="2"/>
                 <w:sz w:val="28"/>
@@ -1460,7 +1460,7 @@
               <w:spacing w:before="56" w:line="239" w:lineRule="auto"/>
               <w:jc w:val="center"/>
               <w:rPr>
-                <w:rFonts w:hint="default" w:ascii="Tinos" w:hAnsi="Tinos" w:eastAsia="Noto Serif SC" w:cs="Tinos"/>
+                <w:rFonts w:hint="default" w:ascii="Times New Roman" w:hAnsi="Times New Roman" w:eastAsia="宋体" w:cs="Times New Roman"/>
                 <w:color w:val="000000"/>
                 <w:kern w:val="2"/>
                 <w:sz w:val="24"/>
@@ -1488,16 +1488,16 @@
               <w:spacing w:before="56" w:line="239" w:lineRule="auto"/>
               <w:jc w:val="center"/>
               <w:rPr>
-                <w:rFonts w:hint="default" w:ascii="Tinos" w:hAnsi="Tinos" w:eastAsia="Noto Serif SC" w:cs="Tinos"/>
-                <w:color w:val="000000"/>
-                <w:kern w:val="2"/>
-                <w:sz w:val="24"/>
-                <w:szCs w:val="24"/>
-              </w:rPr>
-            </w:pPr>
-            <w:r>
-              <w:rPr>
-                <w:rFonts w:hint="default" w:ascii="Tinos" w:hAnsi="Tinos" w:eastAsia="Noto Serif SC" w:cs="Tinos"/>
+                <w:rFonts w:hint="default" w:ascii="Times New Roman" w:hAnsi="Times New Roman" w:eastAsia="宋体" w:cs="Times New Roman"/>
+                <w:color w:val="000000"/>
+                <w:kern w:val="2"/>
+                <w:sz w:val="24"/>
+                <w:szCs w:val="24"/>
+              </w:rPr>
+            </w:pPr>
+            <w:r>
+              <w:rPr>
+                <w:rFonts w:hint="default" w:ascii="Times New Roman" w:hAnsi="Times New Roman" w:eastAsia="宋体" w:cs="Times New Roman"/>
                 <w:color w:val="000000"/>
                 <w:kern w:val="2"/>
                 <w:sz w:val="24"/>
@@ -1526,16 +1526,16 @@
               <w:spacing w:before="56" w:line="239" w:lineRule="auto"/>
               <w:jc w:val="center"/>
               <w:rPr>
-                <w:rFonts w:hint="default" w:ascii="Tinos" w:hAnsi="Tinos" w:eastAsia="Noto Serif SC" w:cs="Tinos"/>
-                <w:color w:val="000000"/>
-                <w:kern w:val="2"/>
-                <w:sz w:val="24"/>
-                <w:szCs w:val="24"/>
-              </w:rPr>
-            </w:pPr>
-            <w:r>
-              <w:rPr>
-                <w:rFonts w:hint="default" w:ascii="Tinos" w:hAnsi="Tinos" w:eastAsia="Noto Serif SC" w:cs="Tinos"/>
+                <w:rFonts w:hint="default" w:ascii="Times New Roman" w:hAnsi="Times New Roman" w:eastAsia="宋体" w:cs="Times New Roman"/>
+                <w:color w:val="000000"/>
+                <w:kern w:val="2"/>
+                <w:sz w:val="24"/>
+                <w:szCs w:val="24"/>
+              </w:rPr>
+            </w:pPr>
+            <w:r>
+              <w:rPr>
+                <w:rFonts w:hint="default" w:ascii="Times New Roman" w:hAnsi="Times New Roman" w:eastAsia="宋体" w:cs="Times New Roman"/>
                 <w:color w:val="000000"/>
                 <w:kern w:val="2"/>
                 <w:sz w:val="24"/>
@@ -1563,7 +1563,7 @@
               <w:spacing w:before="56" w:line="239" w:lineRule="auto"/>
               <w:jc w:val="center"/>
               <w:rPr>
-                <w:rFonts w:hint="eastAsia" w:ascii="Tinos" w:hAnsi="Tinos" w:eastAsia="Noto Serif SC" w:cs="Tinos"/>
+                <w:rFonts w:hint="eastAsia" w:ascii="宋体" w:hAnsi="宋体" w:eastAsia="宋体" w:cs="宋体"/>
                 <w:color w:val="000000"/>
                 <w:kern w:val="2"/>
                 <w:sz w:val="28"/>
@@ -1612,7 +1612,7 @@
               <w:spacing w:before="56" w:line="239" w:lineRule="auto"/>
               <w:jc w:val="center"/>
               <w:rPr>
-                <w:rFonts w:hint="default" w:ascii="Tinos" w:hAnsi="Tinos" w:eastAsia="Noto Serif SC" w:cs="Tinos"/>
+                <w:rFonts w:hint="default" w:ascii="Times New Roman" w:hAnsi="Times New Roman" w:eastAsia="宋体" w:cs="Times New Roman"/>
                 <w:color w:val="000000"/>
                 <w:kern w:val="2"/>
                 <w:sz w:val="24"/>
@@ -1640,16 +1640,16 @@
               <w:spacing w:before="56" w:line="239" w:lineRule="auto"/>
               <w:jc w:val="center"/>
               <w:rPr>
-                <w:rFonts w:hint="default" w:ascii="Tinos" w:hAnsi="Tinos" w:eastAsia="Noto Serif SC" w:cs="Tinos"/>
-                <w:color w:val="000000"/>
-                <w:kern w:val="2"/>
-                <w:sz w:val="24"/>
-                <w:szCs w:val="24"/>
-              </w:rPr>
-            </w:pPr>
-            <w:r>
-              <w:rPr>
-                <w:rFonts w:hint="default" w:ascii="Tinos" w:hAnsi="Tinos" w:eastAsia="Noto Serif SC" w:cs="Tinos"/>
+                <w:rFonts w:hint="default" w:ascii="Times New Roman" w:hAnsi="Times New Roman" w:eastAsia="宋体" w:cs="Times New Roman"/>
+                <w:color w:val="000000"/>
+                <w:kern w:val="2"/>
+                <w:sz w:val="24"/>
+                <w:szCs w:val="24"/>
+              </w:rPr>
+            </w:pPr>
+            <w:r>
+              <w:rPr>
+                <w:rFonts w:hint="default" w:ascii="Times New Roman" w:hAnsi="Times New Roman" w:eastAsia="宋体" w:cs="Times New Roman"/>
                 <w:color w:val="000000"/>
                 <w:kern w:val="2"/>
                 <w:sz w:val="24"/>
@@ -1678,16 +1678,16 @@
               <w:spacing w:before="56" w:line="239" w:lineRule="auto"/>
               <w:jc w:val="center"/>
               <w:rPr>
-                <w:rFonts w:hint="default" w:ascii="Tinos" w:hAnsi="Tinos" w:eastAsia="Noto Serif SC" w:cs="Tinos"/>
-                <w:color w:val="000000"/>
-                <w:kern w:val="2"/>
-                <w:sz w:val="24"/>
-                <w:szCs w:val="24"/>
-              </w:rPr>
-            </w:pPr>
-            <w:r>
-              <w:rPr>
-                <w:rFonts w:hint="default" w:ascii="Tinos" w:hAnsi="Tinos" w:eastAsia="Noto Serif SC" w:cs="Tinos"/>
+                <w:rFonts w:hint="default" w:ascii="Times New Roman" w:hAnsi="Times New Roman" w:eastAsia="宋体" w:cs="Times New Roman"/>
+                <w:color w:val="000000"/>
+                <w:kern w:val="2"/>
+                <w:sz w:val="24"/>
+                <w:szCs w:val="24"/>
+              </w:rPr>
+            </w:pPr>
+            <w:r>
+              <w:rPr>
+                <w:rFonts w:hint="default" w:ascii="Times New Roman" w:hAnsi="Times New Roman" w:eastAsia="宋体" w:cs="Times New Roman"/>
                 <w:color w:val="000000"/>
                 <w:kern w:val="2"/>
                 <w:sz w:val="24"/>
@@ -1716,7 +1716,7 @@
               <w:spacing w:before="56" w:line="239" w:lineRule="auto"/>
               <w:jc w:val="center"/>
               <w:rPr>
-                <w:rFonts w:hint="eastAsia" w:ascii="Tinos" w:hAnsi="Tinos" w:eastAsia="Noto Serif SC" w:cs="Tinos"/>
+                <w:rFonts w:hint="eastAsia" w:ascii="宋体" w:hAnsi="宋体" w:eastAsia="宋体" w:cs="宋体"/>
                 <w:color w:val="000000"/>
                 <w:kern w:val="2"/>
                 <w:sz w:val="28"/>
@@ -1765,16 +1765,16 @@
               <w:spacing w:before="56" w:line="239" w:lineRule="auto"/>
               <w:jc w:val="center"/>
               <w:rPr>
-                <w:rFonts w:hint="default" w:ascii="Tinos" w:hAnsi="Tinos" w:eastAsia="Noto Serif SC" w:cs="Tinos"/>
-                <w:color w:val="000000"/>
-                <w:kern w:val="2"/>
-                <w:sz w:val="24"/>
-                <w:szCs w:val="24"/>
-              </w:rPr>
-            </w:pPr>
-            <w:r>
-              <w:rPr>
-                <w:rFonts w:hint="default" w:ascii="Tinos" w:hAnsi="Tinos" w:eastAsia="Noto Serif SC" w:cs="Tinos"/>
+                <w:rFonts w:hint="default" w:ascii="Times New Roman" w:hAnsi="Times New Roman" w:eastAsia="宋体" w:cs="Times New Roman"/>
+                <w:color w:val="000000"/>
+                <w:kern w:val="2"/>
+                <w:sz w:val="24"/>
+                <w:szCs w:val="24"/>
+              </w:rPr>
+            </w:pPr>
+            <w:r>
+              <w:rPr>
+                <w:rFonts w:hint="default" w:ascii="Times New Roman" w:hAnsi="Times New Roman" w:eastAsia="宋体" w:cs="Times New Roman"/>
                 <w:color w:val="000000"/>
                 <w:kern w:val="2"/>
                 <w:sz w:val="24"/>
@@ -1803,16 +1803,16 @@
               <w:spacing w:before="56" w:line="239" w:lineRule="auto"/>
               <w:jc w:val="center"/>
               <w:rPr>
-                <w:rFonts w:hint="default" w:ascii="Tinos" w:hAnsi="Tinos" w:eastAsia="Noto Serif SC" w:cs="Tinos"/>
-                <w:color w:val="000000"/>
-                <w:kern w:val="2"/>
-                <w:sz w:val="24"/>
-                <w:szCs w:val="24"/>
-              </w:rPr>
-            </w:pPr>
-            <w:r>
-              <w:rPr>
-                <w:rFonts w:hint="default" w:ascii="Tinos" w:hAnsi="Tinos" w:eastAsia="Noto Serif SC" w:cs="Tinos"/>
+                <w:rFonts w:hint="default" w:ascii="Times New Roman" w:hAnsi="Times New Roman" w:eastAsia="宋体" w:cs="Times New Roman"/>
+                <w:color w:val="000000"/>
+                <w:kern w:val="2"/>
+                <w:sz w:val="24"/>
+                <w:szCs w:val="24"/>
+              </w:rPr>
+            </w:pPr>
+            <w:r>
+              <w:rPr>
+                <w:rFonts w:hint="default" w:ascii="Times New Roman" w:hAnsi="Times New Roman" w:eastAsia="宋体" w:cs="Times New Roman"/>
                 <w:color w:val="000000"/>
                 <w:kern w:val="2"/>
                 <w:sz w:val="24"/>
@@ -1841,16 +1841,16 @@
               <w:spacing w:before="56" w:line="239" w:lineRule="auto"/>
               <w:jc w:val="center"/>
               <w:rPr>
-                <w:rFonts w:hint="default" w:ascii="Tinos" w:hAnsi="Tinos" w:eastAsia="Noto Serif SC" w:cs="Tinos"/>
-                <w:color w:val="000000"/>
-                <w:kern w:val="2"/>
-                <w:sz w:val="24"/>
-                <w:szCs w:val="24"/>
-              </w:rPr>
-            </w:pPr>
-            <w:r>
-              <w:rPr>
-                <w:rFonts w:hint="default" w:ascii="Tinos" w:hAnsi="Tinos" w:eastAsia="Noto Serif SC" w:cs="Tinos"/>
+                <w:rFonts w:hint="default" w:ascii="Times New Roman" w:hAnsi="Times New Roman" w:eastAsia="宋体" w:cs="Times New Roman"/>
+                <w:color w:val="000000"/>
+                <w:kern w:val="2"/>
+                <w:sz w:val="24"/>
+                <w:szCs w:val="24"/>
+              </w:rPr>
+            </w:pPr>
+            <w:r>
+              <w:rPr>
+                <w:rFonts w:hint="default" w:ascii="Times New Roman" w:hAnsi="Times New Roman" w:eastAsia="宋体" w:cs="Times New Roman"/>
                 <w:color w:val="000000"/>
                 <w:kern w:val="2"/>
                 <w:sz w:val="24"/>
@@ -1879,7 +1879,7 @@
               <w:spacing w:before="56" w:line="239" w:lineRule="auto"/>
               <w:jc w:val="center"/>
               <w:rPr>
-                <w:rFonts w:hint="eastAsia" w:ascii="Tinos" w:hAnsi="Tinos" w:eastAsia="Noto Serif SC" w:cs="Tinos"/>
+                <w:rFonts w:hint="eastAsia" w:ascii="宋体" w:hAnsi="宋体" w:eastAsia="宋体" w:cs="宋体"/>
                 <w:color w:val="000000"/>
                 <w:kern w:val="2"/>
                 <w:sz w:val="28"/>
@@ -1888,7 +1888,7 @@
             </w:pPr>
             <w:r>
               <w:rPr>
-                <w:rFonts w:hint="eastAsia" w:ascii="Tinos" w:hAnsi="Tinos" w:eastAsia="Noto Serif SC" w:cs="Tinos"/>
+                <w:rFonts w:hint="eastAsia" w:ascii="宋体" w:hAnsi="宋体" w:eastAsia="宋体" w:cs="宋体"/>
                 <w:color w:val="000000"/>
                 <w:kern w:val="2"/>
                 <w:sz w:val="28"/>
@@ -1937,7 +1937,7 @@
               <w:spacing w:before="56" w:line="239" w:lineRule="auto"/>
               <w:jc w:val="center"/>
               <w:rPr>
-                <w:rFonts w:hint="default" w:ascii="Tinos" w:hAnsi="Tinos" w:eastAsia="Noto Serif SC" w:cs="Tinos"/>
+                <w:rFonts w:hint="default" w:ascii="Times New Roman" w:hAnsi="Times New Roman" w:eastAsia="宋体" w:cs="Times New Roman"/>
                 <w:color w:val="000000"/>
                 <w:kern w:val="2"/>
                 <w:sz w:val="24"/>
@@ -1965,16 +1965,16 @@
               <w:spacing w:before="56" w:line="239" w:lineRule="auto"/>
               <w:jc w:val="center"/>
               <w:rPr>
-                <w:rFonts w:hint="default" w:ascii="Tinos" w:hAnsi="Tinos" w:eastAsia="Noto Serif SC" w:cs="Tinos"/>
-                <w:color w:val="000000"/>
-                <w:kern w:val="2"/>
-                <w:sz w:val="24"/>
-                <w:szCs w:val="24"/>
-              </w:rPr>
-            </w:pPr>
-            <w:r>
-              <w:rPr>
-                <w:rFonts w:hint="default" w:ascii="Tinos" w:hAnsi="Tinos" w:eastAsia="Noto Serif SC" w:cs="Tinos"/>
+                <w:rFonts w:hint="default" w:ascii="Times New Roman" w:hAnsi="Times New Roman" w:eastAsia="宋体" w:cs="Times New Roman"/>
+                <w:color w:val="000000"/>
+                <w:kern w:val="2"/>
+                <w:sz w:val="24"/>
+                <w:szCs w:val="24"/>
+              </w:rPr>
+            </w:pPr>
+            <w:r>
+              <w:rPr>
+                <w:rFonts w:hint="default" w:ascii="Times New Roman" w:hAnsi="Times New Roman" w:eastAsia="宋体" w:cs="Times New Roman"/>
                 <w:color w:val="000000"/>
                 <w:kern w:val="2"/>
                 <w:sz w:val="24"/>
@@ -2003,16 +2003,16 @@
               <w:spacing w:before="56" w:line="239" w:lineRule="auto"/>
               <w:jc w:val="center"/>
               <w:rPr>
-                <w:rFonts w:hint="default" w:ascii="Tinos" w:hAnsi="Tinos" w:eastAsia="Noto Serif SC" w:cs="Tinos"/>
-                <w:color w:val="000000"/>
-                <w:kern w:val="2"/>
-                <w:sz w:val="24"/>
-                <w:szCs w:val="24"/>
-              </w:rPr>
-            </w:pPr>
-            <w:r>
-              <w:rPr>
-                <w:rFonts w:hint="default" w:ascii="Tinos" w:hAnsi="Tinos" w:eastAsia="Noto Serif SC" w:cs="Tinos"/>
+                <w:rFonts w:hint="default" w:ascii="Times New Roman" w:hAnsi="Times New Roman" w:eastAsia="宋体" w:cs="Times New Roman"/>
+                <w:color w:val="000000"/>
+                <w:kern w:val="2"/>
+                <w:sz w:val="24"/>
+                <w:szCs w:val="24"/>
+              </w:rPr>
+            </w:pPr>
+            <w:r>
+              <w:rPr>
+                <w:rFonts w:hint="default" w:ascii="Times New Roman" w:hAnsi="Times New Roman" w:eastAsia="宋体" w:cs="Times New Roman"/>
                 <w:color w:val="000000"/>
                 <w:kern w:val="2"/>
                 <w:sz w:val="24"/>
@@ -2040,7 +2040,7 @@
               <w:spacing w:before="56" w:line="239" w:lineRule="auto"/>
               <w:jc w:val="center"/>
               <w:rPr>
-                <w:rFonts w:hint="eastAsia" w:ascii="Tinos" w:hAnsi="Tinos" w:eastAsia="Noto Serif SC" w:cs="Tinos"/>
+                <w:rFonts w:hint="eastAsia" w:ascii="宋体" w:hAnsi="宋体" w:eastAsia="宋体" w:cs="宋体"/>
                 <w:color w:val="000000"/>
                 <w:kern w:val="2"/>
                 <w:sz w:val="28"/>
@@ -2089,7 +2089,7 @@
               <w:spacing w:before="56" w:line="239" w:lineRule="auto"/>
               <w:jc w:val="center"/>
               <w:rPr>
-                <w:rFonts w:hint="default" w:ascii="Tinos" w:hAnsi="Tinos" w:eastAsia="Noto Serif SC" w:cs="Tinos"/>
+                <w:rFonts w:hint="default" w:ascii="Times New Roman" w:hAnsi="Times New Roman" w:eastAsia="宋体" w:cs="Times New Roman"/>
                 <w:color w:val="000000"/>
                 <w:kern w:val="2"/>
                 <w:sz w:val="24"/>
@@ -2117,16 +2117,16 @@
               <w:spacing w:before="56" w:line="239" w:lineRule="auto"/>
               <w:jc w:val="center"/>
               <w:rPr>
-                <w:rFonts w:hint="default" w:ascii="Tinos" w:hAnsi="Tinos" w:eastAsia="Noto Serif SC" w:cs="Tinos"/>
-                <w:color w:val="000000"/>
-                <w:kern w:val="2"/>
-                <w:sz w:val="24"/>
-                <w:szCs w:val="24"/>
-              </w:rPr>
-            </w:pPr>
-            <w:r>
-              <w:rPr>
-                <w:rFonts w:hint="default" w:ascii="Tinos" w:hAnsi="Tinos" w:eastAsia="Noto Serif SC" w:cs="Tinos"/>
+                <w:rFonts w:hint="default" w:ascii="Times New Roman" w:hAnsi="Times New Roman" w:eastAsia="宋体" w:cs="Times New Roman"/>
+                <w:color w:val="000000"/>
+                <w:kern w:val="2"/>
+                <w:sz w:val="24"/>
+                <w:szCs w:val="24"/>
+              </w:rPr>
+            </w:pPr>
+            <w:r>
+              <w:rPr>
+                <w:rFonts w:hint="default" w:ascii="Times New Roman" w:hAnsi="Times New Roman" w:eastAsia="宋体" w:cs="Times New Roman"/>
                 <w:color w:val="000000"/>
                 <w:kern w:val="2"/>
                 <w:sz w:val="24"/>
@@ -2155,16 +2155,16 @@
               <w:spacing w:before="56" w:line="239" w:lineRule="auto"/>
               <w:jc w:val="center"/>
               <w:rPr>
-                <w:rFonts w:hint="default" w:ascii="Tinos" w:hAnsi="Tinos" w:eastAsia="Noto Serif SC" w:cs="Tinos"/>
-                <w:color w:val="000000"/>
-                <w:kern w:val="2"/>
-                <w:sz w:val="24"/>
-                <w:szCs w:val="24"/>
-              </w:rPr>
-            </w:pPr>
-            <w:r>
-              <w:rPr>
-                <w:rFonts w:hint="default" w:ascii="Tinos" w:hAnsi="Tinos" w:eastAsia="Noto Serif SC" w:cs="Tinos"/>
+                <w:rFonts w:hint="default" w:ascii="Times New Roman" w:hAnsi="Times New Roman" w:eastAsia="宋体" w:cs="Times New Roman"/>
+                <w:color w:val="000000"/>
+                <w:kern w:val="2"/>
+                <w:sz w:val="24"/>
+                <w:szCs w:val="24"/>
+              </w:rPr>
+            </w:pPr>
+            <w:r>
+              <w:rPr>
+                <w:rFonts w:hint="default" w:ascii="Times New Roman" w:hAnsi="Times New Roman" w:eastAsia="宋体" w:cs="Times New Roman"/>
                 <w:color w:val="000000"/>
                 <w:kern w:val="2"/>
                 <w:sz w:val="24"/>
@@ -2193,7 +2193,7 @@
               <w:spacing w:before="56" w:line="239" w:lineRule="auto"/>
               <w:jc w:val="center"/>
               <w:rPr>
-                <w:rFonts w:hint="eastAsia" w:ascii="Tinos" w:hAnsi="Tinos" w:eastAsia="Noto Serif SC" w:cs="Tinos"/>
+                <w:rFonts w:hint="eastAsia" w:ascii="宋体" w:hAnsi="宋体" w:eastAsia="宋体" w:cs="宋体"/>
                 <w:color w:val="000000"/>
                 <w:kern w:val="2"/>
                 <w:sz w:val="28"/>
@@ -2222,16 +2222,16 @@
               <w:spacing w:before="56" w:line="239" w:lineRule="auto"/>
               <w:jc w:val="center"/>
               <w:rPr>
-                <w:rFonts w:hint="default" w:ascii="Tinos" w:hAnsi="Tinos" w:eastAsia="Noto Serif SC" w:cs="Tinos"/>
-                <w:color w:val="000000"/>
-                <w:kern w:val="2"/>
-                <w:sz w:val="24"/>
-                <w:szCs w:val="24"/>
-              </w:rPr>
-            </w:pPr>
-            <w:r>
-              <w:rPr>
-                <w:rFonts w:hint="default" w:ascii="Tinos" w:hAnsi="Tinos" w:eastAsia="Noto Serif SC" w:cs="Tinos"/>
+                <w:rFonts w:hint="default" w:ascii="Times New Roman" w:hAnsi="Times New Roman" w:eastAsia="宋体" w:cs="Times New Roman"/>
+                <w:color w:val="000000"/>
+                <w:kern w:val="2"/>
+                <w:sz w:val="24"/>
+                <w:szCs w:val="24"/>
+              </w:rPr>
+            </w:pPr>
+            <w:r>
+              <w:rPr>
+                <w:rFonts w:hint="default" w:ascii="Times New Roman" w:hAnsi="Times New Roman" w:eastAsia="宋体" w:cs="Times New Roman"/>
                 <w:color w:val="000000"/>
                 <w:kern w:val="2"/>
                 <w:sz w:val="24"/>
@@ -2260,16 +2260,16 @@
               <w:spacing w:before="56" w:line="239" w:lineRule="auto"/>
               <w:jc w:val="center"/>
               <w:rPr>
-                <w:rFonts w:hint="default" w:ascii="Tinos" w:hAnsi="Tinos" w:eastAsia="Noto Serif SC" w:cs="Tinos"/>
-                <w:color w:val="000000"/>
-                <w:kern w:val="2"/>
-                <w:sz w:val="24"/>
-                <w:szCs w:val="24"/>
-              </w:rPr>
-            </w:pPr>
-            <w:r>
-              <w:rPr>
-                <w:rFonts w:hint="default" w:ascii="Tinos" w:hAnsi="Tinos" w:eastAsia="Noto Serif SC" w:cs="Tinos"/>
+                <w:rFonts w:hint="default" w:ascii="Times New Roman" w:hAnsi="Times New Roman" w:eastAsia="宋体" w:cs="Times New Roman"/>
+                <w:color w:val="000000"/>
+                <w:kern w:val="2"/>
+                <w:sz w:val="24"/>
+                <w:szCs w:val="24"/>
+              </w:rPr>
+            </w:pPr>
+            <w:r>
+              <w:rPr>
+                <w:rFonts w:hint="default" w:ascii="Times New Roman" w:hAnsi="Times New Roman" w:eastAsia="宋体" w:cs="Times New Roman"/>
                 <w:color w:val="000000"/>
                 <w:kern w:val="2"/>
                 <w:sz w:val="24"/>
@@ -2298,16 +2298,16 @@
               <w:spacing w:before="56" w:line="239" w:lineRule="auto"/>
               <w:jc w:val="center"/>
               <w:rPr>
-                <w:rFonts w:hint="default" w:ascii="Tinos" w:hAnsi="Tinos" w:eastAsia="Noto Serif SC" w:cs="Tinos"/>
-                <w:color w:val="000000"/>
-                <w:kern w:val="2"/>
-                <w:sz w:val="24"/>
-                <w:szCs w:val="24"/>
-              </w:rPr>
-            </w:pPr>
-            <w:r>
-              <w:rPr>
-                <w:rFonts w:hint="default" w:ascii="Tinos" w:hAnsi="Tinos" w:eastAsia="Noto Serif SC" w:cs="Tinos"/>
+                <w:rFonts w:hint="default" w:ascii="Times New Roman" w:hAnsi="Times New Roman" w:eastAsia="宋体" w:cs="Times New Roman"/>
+                <w:color w:val="000000"/>
+                <w:kern w:val="2"/>
+                <w:sz w:val="24"/>
+                <w:szCs w:val="24"/>
+              </w:rPr>
+            </w:pPr>
+            <w:r>
+              <w:rPr>
+                <w:rFonts w:hint="default" w:ascii="Times New Roman" w:hAnsi="Times New Roman" w:eastAsia="宋体" w:cs="Times New Roman"/>
                 <w:color w:val="000000"/>
                 <w:kern w:val="2"/>
                 <w:sz w:val="24"/>
@@ -2335,7 +2335,7 @@
               <w:spacing w:before="56" w:line="239" w:lineRule="auto"/>
               <w:jc w:val="center"/>
               <w:rPr>
-                <w:rFonts w:hint="eastAsia" w:ascii="Tinos" w:hAnsi="Tinos" w:eastAsia="Noto Serif SC" w:cs="Tinos"/>
+                <w:rFonts w:hint="eastAsia" w:ascii="宋体" w:hAnsi="宋体" w:eastAsia="宋体" w:cs="宋体"/>
                 <w:color w:val="000000"/>
                 <w:kern w:val="2"/>
                 <w:sz w:val="28"/>
@@ -2344,7 +2344,7 @@
             </w:pPr>
             <w:r>
               <w:rPr>
-                <w:rFonts w:hint="eastAsia" w:ascii="Tinos" w:hAnsi="Tinos" w:eastAsia="Noto Serif SC" w:cs="Tinos"/>
+                <w:rFonts w:hint="eastAsia" w:ascii="宋体" w:hAnsi="宋体" w:eastAsia="宋体" w:cs="宋体"/>
                 <w:color w:val="000000"/>
                 <w:kern w:val="2"/>
                 <w:sz w:val="28"/>
@@ -2375,14 +2375,14 @@
         <w:jc w:val="left"/>
         <w:textAlignment w:val="auto"/>
         <w:rPr>
-          <w:rFonts w:hint="default" w:ascii="Tinos" w:hAnsi="Tinos" w:eastAsia="Noto Serif SC" w:cs="Tinos"/>
+          <w:rFonts w:hint="default" w:ascii="Times New Roman" w:hAnsi="Times New Roman" w:eastAsia="宋体" w:cs="Times New Roman"/>
           <w:sz w:val="21"/>
           <w:szCs w:val="21"/>
         </w:rPr>
       </w:pPr>
       <w:r>
         <w:rPr>
-          <w:rFonts w:hint="default" w:ascii="Tinos" w:hAnsi="Tinos" w:eastAsia="Noto Serif SC" w:cs="Tinos"/>
+          <w:rFonts w:hint="default" w:ascii="Times New Roman" w:hAnsi="Times New Roman" w:eastAsia="宋体" w:cs="Times New Roman"/>
           <w:color w:val="000000"/>
           <w:kern w:val="2"/>
           <w:sz w:val="21"/>
@@ -2392,14 +2392,13 @@
       </w:r>
       <w:r>
         <w:rPr>
-          <w:rFonts w:hint="default" w:ascii="Tinos" w:hAnsi="Tinos" w:eastAsia="Noto Serif SC" w:cs="Tinos"/>
+          <w:rFonts w:hint="default" w:ascii="Times New Roman" w:hAnsi="Times New Roman" w:eastAsia="宋体" w:cs="Times New Roman"/>
           <w:sz w:val="21"/>
           <w:szCs w:val="21"/>
         </w:rPr>
         <w:t>器官质量评分≤50表示类器官质量偏差，药敏实验失败风险较大；50~75表示类器官质量中等；≥75表示类器官质量良好。</w:t>
       </w:r>
     </w:p>
-    <w:p/>
     <w:sectPr>
       <w:pgSz w:w="12240" w:h="15840"/>
       <w:pgMar w:top="1440" w:right="1800" w:bottom="1440" w:left="1800" w:header="720" w:footer="720" w:gutter="0"/>
@@ -2414,7 +2413,7 @@
   <w:docDefaults>
     <w:rPrDefault>
       <w:rPr>
-        <w:rFonts w:ascii="Tinos" w:hAnsi="Tinos" w:eastAsia="Noto Serif SC" w:cs="Tinos"/>
+        <w:rFonts w:asciiTheme="minorHAnsi" w:hAnsiTheme="minorHAnsi" w:eastAsiaTheme="minorEastAsia" w:cstheme="minorBidi"/>
       </w:rPr>
     </w:rPrDefault>
     <w:pPrDefault/>
@@ -2678,7 +2677,7 @@
       <w:jc w:val="both"/>
     </w:pPr>
     <w:rPr>
-      <w:rFonts w:ascii="Tinos" w:hAnsi="Tinos" w:eastAsia="Noto Serif SC" w:cs="Tinos"/>
+      <w:rFonts w:asciiTheme="minorHAnsi" w:hAnsiTheme="minorHAnsi" w:eastAsiaTheme="minorEastAsia" w:cstheme="minorBidi"/>
       <w:sz w:val="21"/>
       <w:szCs w:val="22"/>
       <w:lang w:val="en-US" w:eastAsia="zh-CN" w:bidi="ar-SA"/>
@@ -2809,14 +2808,14 @@
     </a:clrScheme>
     <a:fontScheme name="Default">
       <a:majorFont>
-        <a:latin typeface="Tinos"/>
-        <a:ea typeface="Noto Serif SC"/>
-        <a:cs typeface="Tinos"/>
+        <a:latin typeface="Times New Roman"/>
+        <a:ea typeface=""/>
+        <a:cs typeface=""/>
       </a:majorFont>
       <a:minorFont>
-        <a:latin typeface="Tinos"/>
-        <a:ea typeface="Noto Serif SC"/>
-        <a:cs typeface="Tinos"/>
+        <a:latin typeface="Times New Roman"/>
+        <a:ea typeface=""/>
+        <a:cs typeface=""/>
       </a:minorFont>
     </a:fontScheme>
     <a:fmtScheme name="Default">
